--- a/작업일지/졸업작품 작업일지 - 20+25주차.docx
+++ b/작업일지/졸업작품 작업일지 - 20+25주차.docx
@@ -1188,23 +1188,13 @@
           <w:szCs w:val="20"/>
         </w:rPr>
       </w:pPr>
-      <w:proofErr w:type="gramStart"/>
-      <w:r>
-        <w:rPr>
-          <w:rFonts w:hint="eastAsia"/>
-          <w:sz w:val="18"/>
-          <w:szCs w:val="20"/>
-        </w:rPr>
-        <w:t>.mesh</w:t>
-      </w:r>
-      <w:proofErr w:type="gramEnd"/>
-      <w:r>
-        <w:rPr>
-          <w:rFonts w:hint="eastAsia"/>
-          <w:sz w:val="18"/>
-          <w:szCs w:val="20"/>
-        </w:rPr>
-        <w:t xml:space="preserve"> 파티클 클래스를 제거하고 기존 particleSystem에 통합시켰다.</w:t>
+      <w:r>
+        <w:rPr>
+          <w:rFonts w:hint="eastAsia"/>
+          <w:sz w:val="18"/>
+          <w:szCs w:val="20"/>
+        </w:rPr>
+        <w:t>mesh 파티클 클래스를 제거하고 기존 particleSystem에 통합시켰다.</w:t>
       </w:r>
     </w:p>
     <w:p>
@@ -1220,7 +1210,6 @@
         <w:ind w:leftChars="380" w:left="1120"/>
         <w:jc w:val="left"/>
         <w:rPr>
-          <w:rFonts w:hint="eastAsia"/>
           <w:sz w:val="18"/>
           <w:szCs w:val="20"/>
         </w:rPr>
@@ -1312,7 +1301,6 @@
         <w:ind w:leftChars="200" w:left="400"/>
         <w:jc w:val="left"/>
         <w:rPr>
-          <w:rFonts w:hint="eastAsia"/>
           <w:b/>
           <w:bCs/>
           <w:sz w:val="18"/>
@@ -1577,7 +1565,6 @@
         </w:tabs>
         <w:jc w:val="left"/>
         <w:rPr>
-          <w:rFonts w:hint="eastAsia"/>
           <w:sz w:val="18"/>
           <w:szCs w:val="20"/>
         </w:rPr>
@@ -3256,6 +3243,7 @@
   <w:style w:type="character" w:default="1" w:styleId="a0">
     <w:name w:val="Default Paragraph Font"/>
     <w:uiPriority w:val="1"/>
+    <w:semiHidden/>
     <w:unhideWhenUsed/>
   </w:style>
   <w:style w:type="table" w:default="1" w:styleId="a1">

--- a/작업일지/졸업작품 작업일지 - 20+25주차.docx
+++ b/작업일지/졸업작품 작업일지 - 20+25주차.docx
@@ -179,6 +179,7 @@
                 <w:sz w:val="22"/>
               </w:rPr>
             </w:pPr>
+            <w:proofErr w:type="spellStart"/>
             <w:r>
               <w:rPr>
                 <w:rFonts w:hint="eastAsia"/>
@@ -187,6 +188,7 @@
               </w:rPr>
               <w:t>팀명</w:t>
             </w:r>
+            <w:proofErr w:type="spellEnd"/>
           </w:p>
         </w:tc>
         <w:tc>
@@ -466,6 +468,7 @@
             <w:pPr>
               <w:jc w:val="left"/>
               <w:rPr>
+                <w:rFonts w:hint="eastAsia"/>
                 <w:b/>
               </w:rPr>
             </w:pPr>
@@ -478,9 +481,10 @@
             </w:r>
             <w:r>
               <w:rPr>
-                <w:b/>
-              </w:rPr>
-              <w:t>Rigid Body Physics 구현</w:t>
+                <w:rFonts w:hint="eastAsia"/>
+                <w:b/>
+              </w:rPr>
+              <w:t>서버 물리 처리 방식 교체, 온라인 게임에 지형 구현, View Frustum Culling 구현, Deferred Shading 구현</w:t>
             </w:r>
           </w:p>
           <w:p>
@@ -496,7 +500,23 @@
                 <w:rFonts w:hint="eastAsia"/>
                 <w:b/>
               </w:rPr>
-              <w:t>우상훈: 버그 수정, 간단한 고블린 AI 구현, 공격 피격 사망 구현</w:t>
+              <w:t xml:space="preserve">우상훈: 버그 수정, 간단한 </w:t>
+            </w:r>
+            <w:proofErr w:type="spellStart"/>
+            <w:r>
+              <w:rPr>
+                <w:rFonts w:hint="eastAsia"/>
+                <w:b/>
+              </w:rPr>
+              <w:t>고블린</w:t>
+            </w:r>
+            <w:proofErr w:type="spellEnd"/>
+            <w:r>
+              <w:rPr>
+                <w:rFonts w:hint="eastAsia"/>
+                <w:b/>
+              </w:rPr>
+              <w:t xml:space="preserve"> AI 구현, 공격 피격 사망 구현</w:t>
             </w:r>
           </w:p>
           <w:p>
@@ -590,9 +610,10 @@
       </w:pPr>
       <w:r>
         <w:rPr>
-          <w:sz w:val="22"/>
-        </w:rPr>
-        <w:t>Rigid Body Physics 구현</w:t>
+          <w:rFonts w:hint="eastAsia"/>
+          <w:sz w:val="22"/>
+        </w:rPr>
+        <w:t>서버 물리 처리 방식 교체</w:t>
       </w:r>
     </w:p>
     <w:p>
@@ -613,13 +634,34 @@
           <w:rFonts w:hint="eastAsia"/>
           <w:sz w:val="22"/>
         </w:rPr>
-        <w:t>기존의</w:t>
-      </w:r>
-      <w:r>
-        <w:rPr>
-          <w:sz w:val="22"/>
-        </w:rPr>
-        <w:t xml:space="preserve"> 물리 처리에서 물리량 적분과 충돌 피드백을 상세화한 것임</w:t>
+        <w:t>클라이언트에서</w:t>
+      </w:r>
+      <w:r>
+        <w:rPr>
+          <w:sz w:val="22"/>
+        </w:rPr>
+        <w:t xml:space="preserve"> 구현한 rigid body physics 방식으로 서버의 물리 처리 방식도 교체</w:t>
+      </w:r>
+    </w:p>
+    <w:p>
+      <w:pPr>
+        <w:pStyle w:val="a3"/>
+        <w:numPr>
+          <w:ilvl w:val="0"/>
+          <w:numId w:val="1"/>
+        </w:numPr>
+        <w:ind w:leftChars="0"/>
+        <w:jc w:val="left"/>
+        <w:rPr>
+          <w:sz w:val="22"/>
+        </w:rPr>
+      </w:pPr>
+      <w:r>
+        <w:rPr>
+          <w:rFonts w:hint="eastAsia"/>
+          <w:sz w:val="22"/>
+        </w:rPr>
+        <w:t>온라인 게임에 지형 구현</w:t>
       </w:r>
     </w:p>
     <w:p>
@@ -640,13 +682,34 @@
           <w:rFonts w:hint="eastAsia"/>
           <w:sz w:val="22"/>
         </w:rPr>
-        <w:t>관성</w:t>
-      </w:r>
-      <w:r>
-        <w:rPr>
-          <w:sz w:val="22"/>
-        </w:rPr>
-        <w:t xml:space="preserve"> 행렬의 역행렬을 추가적으로 저장하고, 충격이 가해졌을 때 회전도 발생시킬 수 있도록 구현</w:t>
+        <w:t>서버에</w:t>
+      </w:r>
+      <w:r>
+        <w:rPr>
+          <w:sz w:val="22"/>
+        </w:rPr>
+        <w:t xml:space="preserve"> 클라이언트와 동일하게 </w:t>
+      </w:r>
+      <w:proofErr w:type="spellStart"/>
+      <w:r>
+        <w:rPr>
+          <w:sz w:val="22"/>
+        </w:rPr>
+        <w:t>TerrainObject</w:t>
+      </w:r>
+      <w:proofErr w:type="spellEnd"/>
+      <w:r>
+        <w:rPr>
+          <w:sz w:val="22"/>
+        </w:rPr>
+        <w:t>를 추가하여 height map을 읽을 수 있고, 위치를 지정하여 배치할 수 있도록</w:t>
+      </w:r>
+      <w:r>
+        <w:rPr>
+          <w:rFonts w:hint="eastAsia"/>
+          <w:sz w:val="22"/>
+        </w:rPr>
+        <w:t xml:space="preserve"> 구현</w:t>
       </w:r>
     </w:p>
     <w:p>
@@ -664,17 +727,76 @@
       </w:pPr>
       <w:r>
         <w:rPr>
-          <w:sz w:val="22"/>
-        </w:rPr>
-        <w:t>Constraint 기반 물리 시뮬레이션</w:t>
-      </w:r>
-      <w:r>
-        <w:rPr>
-          <w:rFonts w:hint="eastAsia"/>
-          <w:sz w:val="22"/>
-        </w:rPr>
-        <w:t xml:space="preserve"> (Constraint 추상화)</w:t>
-      </w:r>
+          <w:rFonts w:hint="eastAsia"/>
+          <w:sz w:val="22"/>
+        </w:rPr>
+        <w:t xml:space="preserve">지형 정보는 static하므로 패킷으로 전달하지 않고, 클라이언트에서도 직접 </w:t>
+      </w:r>
+      <w:proofErr w:type="spellStart"/>
+      <w:r>
+        <w:rPr>
+          <w:rFonts w:hint="eastAsia"/>
+          <w:sz w:val="22"/>
+        </w:rPr>
+        <w:t>로드하여</w:t>
+      </w:r>
+      <w:proofErr w:type="spellEnd"/>
+      <w:r>
+        <w:rPr>
+          <w:rFonts w:hint="eastAsia"/>
+          <w:sz w:val="22"/>
+        </w:rPr>
+        <w:t xml:space="preserve"> 사용</w:t>
+      </w:r>
+    </w:p>
+    <w:p>
+      <w:pPr>
+        <w:pStyle w:val="a3"/>
+        <w:numPr>
+          <w:ilvl w:val="0"/>
+          <w:numId w:val="1"/>
+        </w:numPr>
+        <w:ind w:leftChars="0"/>
+        <w:jc w:val="left"/>
+        <w:rPr>
+          <w:sz w:val="22"/>
+        </w:rPr>
+      </w:pPr>
+      <w:r>
+        <w:rPr>
+          <w:rFonts w:hint="eastAsia"/>
+          <w:sz w:val="22"/>
+        </w:rPr>
+        <w:t>View frustum culling 구현</w:t>
+      </w:r>
+    </w:p>
+    <w:p>
+      <w:pPr>
+        <w:pStyle w:val="a3"/>
+        <w:numPr>
+          <w:ilvl w:val="1"/>
+          <w:numId w:val="1"/>
+        </w:numPr>
+        <w:ind w:leftChars="0"/>
+        <w:jc w:val="left"/>
+        <w:rPr>
+          <w:sz w:val="22"/>
+        </w:rPr>
+      </w:pPr>
+      <w:r>
+        <w:rPr>
+          <w:sz w:val="22"/>
+        </w:rPr>
+        <w:t xml:space="preserve">camera의 view &amp; projection으로 object별 bound(전체를 감싸는 AABB)를 투영하여 원근 나눗셈까지 했을 때, NDC 범위 안에 들어오는 꼭짓점이 하나라도 있으면 그리고 아니면 </w:t>
+      </w:r>
+      <w:proofErr w:type="spellStart"/>
+      <w:r>
+        <w:rPr>
+          <w:sz w:val="22"/>
+        </w:rPr>
+        <w:t>컬링</w:t>
+      </w:r>
+      <w:proofErr w:type="spellEnd"/>
     </w:p>
     <w:p>
       <w:pPr>
@@ -689,18 +811,63 @@
           <w:sz w:val="22"/>
         </w:rPr>
       </w:pPr>
-      <w:r>
-        <w:rPr>
-          <w:rFonts w:hint="eastAsia"/>
-          <w:sz w:val="22"/>
-        </w:rPr>
-        <w:t>충돌은</w:t>
-      </w:r>
-      <w:r>
-        <w:rPr>
-          <w:sz w:val="22"/>
-        </w:rPr>
-        <w:t xml:space="preserve"> ContactConstraint를 발생시킴</w:t>
+      <w:proofErr w:type="spellStart"/>
+      <w:r>
+        <w:rPr>
+          <w:rFonts w:hint="eastAsia"/>
+          <w:sz w:val="22"/>
+        </w:rPr>
+        <w:t>컬링</w:t>
+      </w:r>
+      <w:proofErr w:type="spellEnd"/>
+      <w:r>
+        <w:rPr>
+          <w:rFonts w:hint="eastAsia"/>
+          <w:sz w:val="22"/>
+        </w:rPr>
+        <w:t xml:space="preserve"> 판정이 났을 경우 GFX 객체에 draw event를 제출하지 않음 -&gt; instance data(행렬들) 계산 및 draw call 생략</w:t>
+      </w:r>
+    </w:p>
+    <w:p>
+      <w:pPr>
+        <w:pStyle w:val="a3"/>
+        <w:numPr>
+          <w:ilvl w:val="0"/>
+          <w:numId w:val="1"/>
+        </w:numPr>
+        <w:ind w:leftChars="0"/>
+        <w:jc w:val="left"/>
+        <w:rPr>
+          <w:sz w:val="22"/>
+        </w:rPr>
+      </w:pPr>
+      <w:r>
+        <w:rPr>
+          <w:rFonts w:hint="eastAsia"/>
+          <w:sz w:val="22"/>
+        </w:rPr>
+        <w:t>Deferred Shading 구현</w:t>
+      </w:r>
+    </w:p>
+    <w:p>
+      <w:pPr>
+        <w:pStyle w:val="a3"/>
+        <w:numPr>
+          <w:ilvl w:val="1"/>
+          <w:numId w:val="1"/>
+        </w:numPr>
+        <w:ind w:leftChars="0"/>
+        <w:jc w:val="left"/>
+        <w:rPr>
+          <w:sz w:val="22"/>
+        </w:rPr>
+      </w:pPr>
+      <w:r>
+        <w:rPr>
+          <w:rFonts w:hint="eastAsia"/>
+          <w:sz w:val="22"/>
+        </w:rPr>
+        <w:t>파이프라인 순서</w:t>
       </w:r>
     </w:p>
     <w:p>
@@ -718,9 +885,102 @@
       </w:pPr>
       <w:r>
         <w:rPr>
-          <w:sz w:val="22"/>
-        </w:rPr>
-        <w:t>Constraint Solver는 10번의 반복을 통해 Constraint 해결</w:t>
+          <w:rFonts w:hint="eastAsia"/>
+          <w:sz w:val="22"/>
+        </w:rPr>
+        <w:t xml:space="preserve">모든 Deferred 파이프라인들에 대해 Shadow Pass, </w:t>
+      </w:r>
+      <w:proofErr w:type="spellStart"/>
+      <w:r>
+        <w:rPr>
+          <w:rFonts w:hint="eastAsia"/>
+          <w:sz w:val="22"/>
+        </w:rPr>
+        <w:t>Gbuffer</w:t>
+      </w:r>
+      <w:proofErr w:type="spellEnd"/>
+      <w:r>
+        <w:rPr>
+          <w:rFonts w:hint="eastAsia"/>
+          <w:sz w:val="22"/>
+        </w:rPr>
+        <w:t xml:space="preserve"> Pass 수행</w:t>
+      </w:r>
+    </w:p>
+    <w:p>
+      <w:pPr>
+        <w:pStyle w:val="a3"/>
+        <w:numPr>
+          <w:ilvl w:val="2"/>
+          <w:numId w:val="1"/>
+        </w:numPr>
+        <w:ind w:leftChars="0"/>
+        <w:jc w:val="left"/>
+        <w:rPr>
+          <w:sz w:val="22"/>
+        </w:rPr>
+      </w:pPr>
+      <w:r>
+        <w:rPr>
+          <w:rFonts w:hint="eastAsia"/>
+          <w:sz w:val="22"/>
+        </w:rPr>
+        <w:t>GFX 객체가 통합된 Deferred Lighting Pass를 수행</w:t>
+      </w:r>
+    </w:p>
+    <w:p>
+      <w:pPr>
+        <w:pStyle w:val="a3"/>
+        <w:numPr>
+          <w:ilvl w:val="2"/>
+          <w:numId w:val="1"/>
+        </w:numPr>
+        <w:ind w:leftChars="0"/>
+        <w:jc w:val="left"/>
+        <w:rPr>
+          <w:sz w:val="22"/>
+        </w:rPr>
+      </w:pPr>
+      <w:r>
+        <w:rPr>
+          <w:rFonts w:hint="eastAsia"/>
+          <w:sz w:val="22"/>
+        </w:rPr>
+        <w:t xml:space="preserve">Forward 패스들 수행(이펙트, </w:t>
+      </w:r>
+      <w:proofErr w:type="spellStart"/>
+      <w:r>
+        <w:rPr>
+          <w:rFonts w:hint="eastAsia"/>
+          <w:sz w:val="22"/>
+        </w:rPr>
+        <w:t>ui</w:t>
+      </w:r>
+      <w:proofErr w:type="spellEnd"/>
+      <w:r>
+        <w:rPr>
+          <w:rFonts w:hint="eastAsia"/>
+          <w:sz w:val="22"/>
+        </w:rPr>
+        <w:t xml:space="preserve"> 등)</w:t>
+      </w:r>
+    </w:p>
+    <w:p>
+      <w:pPr>
+        <w:widowControl/>
+        <w:wordWrap/>
+        <w:autoSpaceDE/>
+        <w:autoSpaceDN/>
+        <w:rPr>
+          <w:rFonts w:hint="eastAsia"/>
+          <w:sz w:val="22"/>
+        </w:rPr>
+      </w:pPr>
+      <w:r>
+        <w:rPr>
+          <w:sz w:val="22"/>
+        </w:rPr>
+        <w:br w:type="page"/>
       </w:r>
     </w:p>
     <w:p>
@@ -736,18 +996,22 @@
           <w:sz w:val="22"/>
         </w:rPr>
       </w:pPr>
-      <w:r>
-        <w:rPr>
-          <w:rFonts w:hint="eastAsia"/>
-          <w:sz w:val="22"/>
-        </w:rPr>
-        <w:t>중력</w:t>
-      </w:r>
-      <w:r>
-        <w:rPr>
-          <w:sz w:val="22"/>
-        </w:rPr>
-        <w:t>, 지형과의 충돌 처리 구현</w:t>
+      <w:proofErr w:type="spellStart"/>
+      <w:r>
+        <w:rPr>
+          <w:rFonts w:hint="eastAsia"/>
+          <w:sz w:val="22"/>
+        </w:rPr>
+        <w:lastRenderedPageBreak/>
+        <w:t>GBuffer</w:t>
+      </w:r>
+      <w:proofErr w:type="spellEnd"/>
+      <w:r>
+        <w:rPr>
+          <w:rFonts w:hint="eastAsia"/>
+          <w:sz w:val="22"/>
+        </w:rPr>
+        <w:t xml:space="preserve"> 구성</w:t>
       </w:r>
     </w:p>
     <w:p>
@@ -765,16 +1029,83 @@
       </w:pPr>
       <w:r>
         <w:rPr>
-          <w:rFonts w:hint="eastAsia"/>
-          <w:sz w:val="22"/>
-        </w:rPr>
-        <w:t>지형</w:t>
-      </w:r>
-      <w:r>
-        <w:rPr>
-          <w:sz w:val="22"/>
-        </w:rPr>
-        <w:t xml:space="preserve"> 전용 충돌체인 TerrainCollider 클래스 추가, Height map에서 읽은 높이값들인 Height Field로부터 높이를 읽어 사용</w:t>
+          <w:sz w:val="22"/>
+        </w:rPr>
+        <w:t>GBuffer0: R8G8B8A8_UNORM | albedo + baked AO</w:t>
+      </w:r>
+    </w:p>
+    <w:p>
+      <w:pPr>
+        <w:pStyle w:val="a3"/>
+        <w:numPr>
+          <w:ilvl w:val="2"/>
+          <w:numId w:val="1"/>
+        </w:numPr>
+        <w:ind w:leftChars="0"/>
+        <w:jc w:val="left"/>
+        <w:rPr>
+          <w:sz w:val="22"/>
+        </w:rPr>
+      </w:pPr>
+      <w:r>
+        <w:rPr>
+          <w:sz w:val="22"/>
+        </w:rPr>
+        <w:t>GBuffer1: R16G16_FLOAT | view space normal (oct-encoded)</w:t>
+      </w:r>
+    </w:p>
+    <w:p>
+      <w:pPr>
+        <w:pStyle w:val="a3"/>
+        <w:numPr>
+          <w:ilvl w:val="2"/>
+          <w:numId w:val="1"/>
+        </w:numPr>
+        <w:ind w:leftChars="0"/>
+        <w:jc w:val="left"/>
+        <w:rPr>
+          <w:sz w:val="22"/>
+        </w:rPr>
+      </w:pPr>
+      <w:r>
+        <w:rPr>
+          <w:sz w:val="22"/>
+        </w:rPr>
+        <w:t xml:space="preserve">GBuffer2: R8G8B8A8_UNORM | </w:t>
+      </w:r>
+      <w:proofErr w:type="spellStart"/>
+      <w:r>
+        <w:rPr>
+          <w:sz w:val="22"/>
+        </w:rPr>
+        <w:t>LightAccumulation.rgb</w:t>
+      </w:r>
+      <w:proofErr w:type="spellEnd"/>
+      <w:r>
+        <w:rPr>
+          <w:sz w:val="22"/>
+        </w:rPr>
+        <w:t xml:space="preserve"> + Roughness</w:t>
+      </w:r>
+    </w:p>
+    <w:p>
+      <w:pPr>
+        <w:pStyle w:val="a3"/>
+        <w:numPr>
+          <w:ilvl w:val="2"/>
+          <w:numId w:val="1"/>
+        </w:numPr>
+        <w:ind w:leftChars="0"/>
+        <w:jc w:val="left"/>
+        <w:rPr>
+          <w:sz w:val="22"/>
+        </w:rPr>
+      </w:pPr>
+      <w:r>
+        <w:rPr>
+          <w:sz w:val="22"/>
+        </w:rPr>
+        <w:t>GBuffer3: R8_UNORM | Metallic</w:t>
       </w:r>
     </w:p>
     <w:p>
@@ -790,11 +1121,19 @@
           <w:sz w:val="22"/>
         </w:rPr>
       </w:pPr>
-      <w:r>
-        <w:rPr>
-          <w:sz w:val="22"/>
-        </w:rPr>
-        <w:t>x/z 방향과 y 방향에 대한 damping 구현 (마찰, 공기 저항)</w:t>
+      <w:proofErr w:type="spellStart"/>
+      <w:r>
+        <w:rPr>
+          <w:sz w:val="22"/>
+        </w:rPr>
+        <w:t>GBuffer</w:t>
+      </w:r>
+      <w:proofErr w:type="spellEnd"/>
+      <w:r>
+        <w:rPr>
+          <w:sz w:val="22"/>
+        </w:rPr>
+        <w:t xml:space="preserve"> 디버그 뷰 구현 (G키로 각 버퍼에 담긴 내용을 decode/분리해서 순환하도록 구현)</w:t>
       </w:r>
     </w:p>
     <w:p>
@@ -812,70 +1151,32 @@
       </w:pPr>
       <w:r>
         <w:rPr>
-          <w:sz w:val="22"/>
-        </w:rPr>
-        <w:t>Sweep And Prune 알고리즘으로 broad phase collision detection 구현</w:t>
+          <w:sz w:val="28"/>
+          <w:szCs w:val="32"/>
+        </w:rPr>
+        <w:br w:type="page"/>
       </w:r>
     </w:p>
     <w:p>
       <w:pPr>
-        <w:pStyle w:val="a3"/>
-        <w:numPr>
-          <w:ilvl w:val="1"/>
-          <w:numId w:val="1"/>
-        </w:numPr>
-        <w:ind w:leftChars="0"/>
         <w:jc w:val="left"/>
         <w:rPr>
-          <w:sz w:val="22"/>
-        </w:rPr>
-      </w:pPr>
-      <w:r>
-        <w:rPr>
-          <w:sz w:val="22"/>
-        </w:rPr>
-        <w:t>broad phase에서 충돌 후보로 뽑힌 객체간에는 narrow phase에서 양 트리를 순회하여 리프 노드에 도달할 때까지 충돌이 유지되면 충돌로 판정</w:t>
+          <w:sz w:val="28"/>
+          <w:szCs w:val="32"/>
+        </w:rPr>
+      </w:pPr>
+      <w:r>
+        <w:rPr>
+          <w:rFonts w:hint="eastAsia"/>
+          <w:sz w:val="28"/>
+          <w:szCs w:val="32"/>
+        </w:rPr>
+        <w:lastRenderedPageBreak/>
+        <w:t>이종진:</w:t>
       </w:r>
     </w:p>
     <w:p>
       <w:pPr>
-        <w:widowControl/>
-        <w:wordWrap/>
-        <w:autoSpaceDE/>
-        <w:autoSpaceDN/>
-        <w:rPr>
-          <w:sz w:val="28"/>
-          <w:szCs w:val="32"/>
-        </w:rPr>
-      </w:pPr>
-      <w:r>
-        <w:rPr>
-          <w:sz w:val="28"/>
-          <w:szCs w:val="32"/>
-        </w:rPr>
-        <w:br w:type="page"/>
-      </w:r>
-    </w:p>
-    <w:p>
-      <w:pPr>
-        <w:jc w:val="left"/>
-        <w:rPr>
-          <w:sz w:val="28"/>
-          <w:szCs w:val="32"/>
-        </w:rPr>
-      </w:pPr>
-      <w:r>
-        <w:rPr>
-          <w:rFonts w:hint="eastAsia"/>
-          <w:sz w:val="28"/>
-          <w:szCs w:val="32"/>
-        </w:rPr>
-        <w:lastRenderedPageBreak/>
-        <w:t>이종진:</w:t>
-      </w:r>
-    </w:p>
-    <w:p>
-      <w:pPr>
         <w:ind w:leftChars="200" w:left="400"/>
         <w:jc w:val="left"/>
         <w:rPr>
@@ -902,7 +1203,27 @@
           <w:sz w:val="18"/>
           <w:szCs w:val="20"/>
         </w:rPr>
-        <w:t>. 파티클 시스템</w:t>
+        <w:t xml:space="preserve">. </w:t>
+      </w:r>
+      <w:proofErr w:type="spellStart"/>
+      <w:r>
+        <w:rPr>
+          <w:b/>
+          <w:bCs/>
+          <w:sz w:val="18"/>
+          <w:szCs w:val="20"/>
+        </w:rPr>
+        <w:t>파티클</w:t>
+      </w:r>
+      <w:proofErr w:type="spellEnd"/>
+      <w:r>
+        <w:rPr>
+          <w:b/>
+          <w:bCs/>
+          <w:sz w:val="18"/>
+          <w:szCs w:val="20"/>
+        </w:rPr>
+        <w:t xml:space="preserve"> 시스템</w:t>
       </w:r>
       <w:r>
         <w:rPr>
@@ -964,7 +1285,23 @@
           <w:sz w:val="18"/>
           <w:szCs w:val="20"/>
         </w:rPr>
-        <w:t xml:space="preserve"> 헤더 파일 particleModules.hpp를 만들어서 파티클 시스템을 Unity 친화적이게 모듈별로 분리했다.</w:t>
+        <w:t xml:space="preserve"> 헤더 파일 particleModules.hpp를 만들어서 </w:t>
+      </w:r>
+      <w:proofErr w:type="spellStart"/>
+      <w:r>
+        <w:rPr>
+          <w:sz w:val="18"/>
+          <w:szCs w:val="20"/>
+        </w:rPr>
+        <w:t>파티클</w:t>
+      </w:r>
+      <w:proofErr w:type="spellEnd"/>
+      <w:r>
+        <w:rPr>
+          <w:sz w:val="18"/>
+          <w:szCs w:val="20"/>
+        </w:rPr>
+        <w:t xml:space="preserve"> 시스템을 Unity 친화적이게 모듈별로 분리했다.</w:t>
       </w:r>
       <w:r>
         <w:rPr>
@@ -989,55 +1326,181 @@
           <w:sz w:val="18"/>
           <w:szCs w:val="20"/>
         </w:rPr>
-        <w:t>- MainModule — 수명, 속도, 크기등 기본 속성</w:t>
-      </w:r>
-      <w:r>
-        <w:rPr>
-          <w:color w:val="808080" w:themeColor="background1" w:themeShade="80"/>
-          <w:sz w:val="18"/>
-          <w:szCs w:val="20"/>
-        </w:rPr>
-        <w:br/>
-      </w:r>
-      <w:r>
-        <w:rPr>
-          <w:color w:val="808080" w:themeColor="background1" w:themeShade="80"/>
-          <w:sz w:val="18"/>
-          <w:szCs w:val="20"/>
-        </w:rPr>
-        <w:t xml:space="preserve">  - EmissionModule — 초당 방출률(emitRate), Burst(시간, 횟수, 반복 주기) 지원</w:t>
-      </w:r>
-      <w:r>
-        <w:rPr>
-          <w:color w:val="808080" w:themeColor="background1" w:themeShade="80"/>
-          <w:sz w:val="18"/>
-          <w:szCs w:val="20"/>
-        </w:rPr>
-        <w:br/>
-      </w:r>
-      <w:r>
-        <w:rPr>
-          <w:color w:val="808080" w:themeColor="background1" w:themeShade="80"/>
-          <w:sz w:val="18"/>
-          <w:szCs w:val="20"/>
-        </w:rPr>
-        <w:t xml:space="preserve">  - ShapeModule — Point / Edge / Cone / Sphere / Box / Circle 방출 형태</w:t>
-      </w:r>
-      <w:r>
-        <w:rPr>
-          <w:color w:val="808080" w:themeColor="background1" w:themeShade="80"/>
-          <w:sz w:val="18"/>
-          <w:szCs w:val="20"/>
-        </w:rPr>
-        <w:br/>
-      </w:r>
-      <w:r>
-        <w:rPr>
-          <w:color w:val="808080" w:themeColor="background1" w:themeShade="80"/>
-          <w:sz w:val="18"/>
-          <w:szCs w:val="20"/>
-        </w:rPr>
-        <w:t xml:space="preserve">  - VelocityOverLifetimeModule — 속도 감쇠(drag), linear</w:t>
+        <w:t xml:space="preserve">- </w:t>
+      </w:r>
+      <w:proofErr w:type="spellStart"/>
+      <w:r>
+        <w:rPr>
+          <w:color w:val="808080" w:themeColor="background1" w:themeShade="80"/>
+          <w:sz w:val="18"/>
+          <w:szCs w:val="20"/>
+        </w:rPr>
+        <w:t>MainModule</w:t>
+      </w:r>
+      <w:proofErr w:type="spellEnd"/>
+      <w:r>
+        <w:rPr>
+          <w:color w:val="808080" w:themeColor="background1" w:themeShade="80"/>
+          <w:sz w:val="18"/>
+          <w:szCs w:val="20"/>
+        </w:rPr>
+        <w:t xml:space="preserve"> — 수명, 속도, </w:t>
+      </w:r>
+      <w:proofErr w:type="spellStart"/>
+      <w:r>
+        <w:rPr>
+          <w:color w:val="808080" w:themeColor="background1" w:themeShade="80"/>
+          <w:sz w:val="18"/>
+          <w:szCs w:val="20"/>
+        </w:rPr>
+        <w:t>크기등</w:t>
+      </w:r>
+      <w:proofErr w:type="spellEnd"/>
+      <w:r>
+        <w:rPr>
+          <w:color w:val="808080" w:themeColor="background1" w:themeShade="80"/>
+          <w:sz w:val="18"/>
+          <w:szCs w:val="20"/>
+        </w:rPr>
+        <w:t xml:space="preserve"> 기본 속성</w:t>
+      </w:r>
+      <w:r>
+        <w:rPr>
+          <w:color w:val="808080" w:themeColor="background1" w:themeShade="80"/>
+          <w:sz w:val="18"/>
+          <w:szCs w:val="20"/>
+        </w:rPr>
+        <w:br/>
+      </w:r>
+      <w:r>
+        <w:rPr>
+          <w:color w:val="808080" w:themeColor="background1" w:themeShade="80"/>
+          <w:sz w:val="18"/>
+          <w:szCs w:val="20"/>
+        </w:rPr>
+        <w:t xml:space="preserve">  - </w:t>
+      </w:r>
+      <w:proofErr w:type="spellStart"/>
+      <w:r>
+        <w:rPr>
+          <w:color w:val="808080" w:themeColor="background1" w:themeShade="80"/>
+          <w:sz w:val="18"/>
+          <w:szCs w:val="20"/>
+        </w:rPr>
+        <w:t>EmissionModule</w:t>
+      </w:r>
+      <w:proofErr w:type="spellEnd"/>
+      <w:r>
+        <w:rPr>
+          <w:color w:val="808080" w:themeColor="background1" w:themeShade="80"/>
+          <w:sz w:val="18"/>
+          <w:szCs w:val="20"/>
+        </w:rPr>
+        <w:t xml:space="preserve"> — 초당 </w:t>
+      </w:r>
+      <w:proofErr w:type="spellStart"/>
+      <w:r>
+        <w:rPr>
+          <w:color w:val="808080" w:themeColor="background1" w:themeShade="80"/>
+          <w:sz w:val="18"/>
+          <w:szCs w:val="20"/>
+        </w:rPr>
+        <w:t>방출률</w:t>
+      </w:r>
+      <w:proofErr w:type="spellEnd"/>
+      <w:r>
+        <w:rPr>
+          <w:color w:val="808080" w:themeColor="background1" w:themeShade="80"/>
+          <w:sz w:val="18"/>
+          <w:szCs w:val="20"/>
+        </w:rPr>
+        <w:t>(</w:t>
+      </w:r>
+      <w:proofErr w:type="spellStart"/>
+      <w:r>
+        <w:rPr>
+          <w:color w:val="808080" w:themeColor="background1" w:themeShade="80"/>
+          <w:sz w:val="18"/>
+          <w:szCs w:val="20"/>
+        </w:rPr>
+        <w:t>emitRate</w:t>
+      </w:r>
+      <w:proofErr w:type="spellEnd"/>
+      <w:r>
+        <w:rPr>
+          <w:color w:val="808080" w:themeColor="background1" w:themeShade="80"/>
+          <w:sz w:val="18"/>
+          <w:szCs w:val="20"/>
+        </w:rPr>
+        <w:t>), Burst(시간, 횟수, 반복 주기) 지원</w:t>
+      </w:r>
+      <w:r>
+        <w:rPr>
+          <w:color w:val="808080" w:themeColor="background1" w:themeShade="80"/>
+          <w:sz w:val="18"/>
+          <w:szCs w:val="20"/>
+        </w:rPr>
+        <w:br/>
+      </w:r>
+      <w:r>
+        <w:rPr>
+          <w:color w:val="808080" w:themeColor="background1" w:themeShade="80"/>
+          <w:sz w:val="18"/>
+          <w:szCs w:val="20"/>
+        </w:rPr>
+        <w:t xml:space="preserve">  - </w:t>
+      </w:r>
+      <w:proofErr w:type="spellStart"/>
+      <w:r>
+        <w:rPr>
+          <w:color w:val="808080" w:themeColor="background1" w:themeShade="80"/>
+          <w:sz w:val="18"/>
+          <w:szCs w:val="20"/>
+        </w:rPr>
+        <w:t>ShapeModule</w:t>
+      </w:r>
+      <w:proofErr w:type="spellEnd"/>
+      <w:r>
+        <w:rPr>
+          <w:color w:val="808080" w:themeColor="background1" w:themeShade="80"/>
+          <w:sz w:val="18"/>
+          <w:szCs w:val="20"/>
+        </w:rPr>
+        <w:t xml:space="preserve"> — Point / Edge / Cone / Sphere / Box / Circle 방출 형태</w:t>
+      </w:r>
+      <w:r>
+        <w:rPr>
+          <w:color w:val="808080" w:themeColor="background1" w:themeShade="80"/>
+          <w:sz w:val="18"/>
+          <w:szCs w:val="20"/>
+        </w:rPr>
+        <w:br/>
+      </w:r>
+      <w:r>
+        <w:rPr>
+          <w:color w:val="808080" w:themeColor="background1" w:themeShade="80"/>
+          <w:sz w:val="18"/>
+          <w:szCs w:val="20"/>
+        </w:rPr>
+        <w:t xml:space="preserve">  - </w:t>
+      </w:r>
+      <w:proofErr w:type="spellStart"/>
+      <w:r>
+        <w:rPr>
+          <w:color w:val="808080" w:themeColor="background1" w:themeShade="80"/>
+          <w:sz w:val="18"/>
+          <w:szCs w:val="20"/>
+        </w:rPr>
+        <w:t>VelocityOverLifetimeModule</w:t>
+      </w:r>
+      <w:proofErr w:type="spellEnd"/>
+      <w:r>
+        <w:rPr>
+          <w:color w:val="808080" w:themeColor="background1" w:themeShade="80"/>
+          <w:sz w:val="18"/>
+          <w:szCs w:val="20"/>
+        </w:rPr>
+        <w:t xml:space="preserve"> — 속도 감쇠(drag), linear</w:t>
       </w:r>
       <w:r>
         <w:rPr>
@@ -1070,23 +1533,77 @@
           <w:sz w:val="18"/>
           <w:szCs w:val="20"/>
         </w:rPr>
-        <w:t xml:space="preserve">  - ColorOverLifetimeModule — ColorGradient 기반 수명 중 색상 변화</w:t>
-      </w:r>
-      <w:r>
-        <w:rPr>
-          <w:color w:val="808080" w:themeColor="background1" w:themeShade="80"/>
-          <w:sz w:val="18"/>
-          <w:szCs w:val="20"/>
-        </w:rPr>
-        <w:br/>
-      </w:r>
-      <w:r>
-        <w:rPr>
-          <w:color w:val="808080" w:themeColor="background1" w:themeShade="80"/>
-          <w:sz w:val="18"/>
-          <w:szCs w:val="20"/>
-        </w:rPr>
-        <w:t xml:space="preserve">  - SizeOverLifetimeModule — 수명 중 크기 변화 (축별 분리 지원</w:t>
+        <w:t xml:space="preserve">  - </w:t>
+      </w:r>
+      <w:proofErr w:type="spellStart"/>
+      <w:r>
+        <w:rPr>
+          <w:color w:val="808080" w:themeColor="background1" w:themeShade="80"/>
+          <w:sz w:val="18"/>
+          <w:szCs w:val="20"/>
+        </w:rPr>
+        <w:t>ColorOverLifetimeModule</w:t>
+      </w:r>
+      <w:proofErr w:type="spellEnd"/>
+      <w:r>
+        <w:rPr>
+          <w:color w:val="808080" w:themeColor="background1" w:themeShade="80"/>
+          <w:sz w:val="18"/>
+          <w:szCs w:val="20"/>
+        </w:rPr>
+        <w:t xml:space="preserve"> — </w:t>
+      </w:r>
+      <w:proofErr w:type="spellStart"/>
+      <w:r>
+        <w:rPr>
+          <w:color w:val="808080" w:themeColor="background1" w:themeShade="80"/>
+          <w:sz w:val="18"/>
+          <w:szCs w:val="20"/>
+        </w:rPr>
+        <w:t>ColorGradient</w:t>
+      </w:r>
+      <w:proofErr w:type="spellEnd"/>
+      <w:r>
+        <w:rPr>
+          <w:color w:val="808080" w:themeColor="background1" w:themeShade="80"/>
+          <w:sz w:val="18"/>
+          <w:szCs w:val="20"/>
+        </w:rPr>
+        <w:t xml:space="preserve"> 기반 수명 중 색상 변화</w:t>
+      </w:r>
+      <w:r>
+        <w:rPr>
+          <w:color w:val="808080" w:themeColor="background1" w:themeShade="80"/>
+          <w:sz w:val="18"/>
+          <w:szCs w:val="20"/>
+        </w:rPr>
+        <w:br/>
+      </w:r>
+      <w:r>
+        <w:rPr>
+          <w:color w:val="808080" w:themeColor="background1" w:themeShade="80"/>
+          <w:sz w:val="18"/>
+          <w:szCs w:val="20"/>
+        </w:rPr>
+        <w:t xml:space="preserve">  - </w:t>
+      </w:r>
+      <w:proofErr w:type="spellStart"/>
+      <w:r>
+        <w:rPr>
+          <w:color w:val="808080" w:themeColor="background1" w:themeShade="80"/>
+          <w:sz w:val="18"/>
+          <w:szCs w:val="20"/>
+        </w:rPr>
+        <w:t>SizeOverLifetimeModule</w:t>
+      </w:r>
+      <w:proofErr w:type="spellEnd"/>
+      <w:r>
+        <w:rPr>
+          <w:color w:val="808080" w:themeColor="background1" w:themeShade="80"/>
+          <w:sz w:val="18"/>
+          <w:szCs w:val="20"/>
+        </w:rPr>
+        <w:t xml:space="preserve"> — 수명 중 크기 변화 (축별 분리 지원</w:t>
       </w:r>
       <w:r>
         <w:rPr>
@@ -1111,64 +1628,228 @@
           <w:sz w:val="18"/>
           <w:szCs w:val="20"/>
         </w:rPr>
-        <w:t xml:space="preserve">  - RotationOverLifetimeModule — 수명 중 각속도 (3축 분리, MinMaxCurve 지원)</w:t>
-      </w:r>
-      <w:r>
-        <w:rPr>
-          <w:color w:val="808080" w:themeColor="background1" w:themeShade="80"/>
-          <w:sz w:val="18"/>
-          <w:szCs w:val="20"/>
-        </w:rPr>
-        <w:br/>
-      </w:r>
-      <w:r>
-        <w:rPr>
-          <w:color w:val="808080" w:themeColor="background1" w:themeShade="80"/>
-          <w:sz w:val="18"/>
-          <w:szCs w:val="20"/>
-        </w:rPr>
-        <w:t xml:space="preserve">  - TextureSheetAnimationModule — 스프라이트 시트 UV 프레임 애니메이션 (tilesX/Y, cycles)</w:t>
-      </w:r>
-      <w:r>
-        <w:rPr>
-          <w:color w:val="808080" w:themeColor="background1" w:themeShade="80"/>
-          <w:sz w:val="18"/>
-          <w:szCs w:val="20"/>
-        </w:rPr>
-        <w:br/>
-      </w:r>
-      <w:r>
-        <w:rPr>
-          <w:color w:val="808080" w:themeColor="background1" w:themeShade="80"/>
-          <w:sz w:val="18"/>
-          <w:szCs w:val="20"/>
-        </w:rPr>
-        <w:t xml:space="preserve">  - CustomDataModule — Unity Custom Vertex Streams의 Custom1.xy / Custom2.xy 대응</w:t>
-      </w:r>
-      <w:r>
-        <w:rPr>
-          <w:color w:val="808080" w:themeColor="background1" w:themeShade="80"/>
-          <w:sz w:val="18"/>
-          <w:szCs w:val="20"/>
-        </w:rPr>
-        <w:br/>
-      </w:r>
-      <w:r>
-        <w:rPr>
-          <w:color w:val="808080" w:themeColor="background1" w:themeShade="80"/>
-          <w:sz w:val="18"/>
-          <w:szCs w:val="20"/>
-        </w:rPr>
-        <w:t xml:space="preserve">  - RendererModule — Billboard / StretchedBillboard / Mesh 모드</w:t>
-      </w:r>
-      <w:r>
-        <w:rPr>
-          <w:rFonts w:hint="eastAsia"/>
-          <w:color w:val="808080" w:themeColor="background1" w:themeShade="80"/>
-          <w:sz w:val="18"/>
-          <w:szCs w:val="20"/>
-        </w:rPr>
-        <w:t>별로 어떤 셰이더를 쓸지 고름.</w:t>
+        <w:t xml:space="preserve">  - </w:t>
+      </w:r>
+      <w:proofErr w:type="spellStart"/>
+      <w:r>
+        <w:rPr>
+          <w:color w:val="808080" w:themeColor="background1" w:themeShade="80"/>
+          <w:sz w:val="18"/>
+          <w:szCs w:val="20"/>
+        </w:rPr>
+        <w:t>RotationOverLifetimeModule</w:t>
+      </w:r>
+      <w:proofErr w:type="spellEnd"/>
+      <w:r>
+        <w:rPr>
+          <w:color w:val="808080" w:themeColor="background1" w:themeShade="80"/>
+          <w:sz w:val="18"/>
+          <w:szCs w:val="20"/>
+        </w:rPr>
+        <w:t xml:space="preserve"> — 수명 중 각속도 (3축 분리, </w:t>
+      </w:r>
+      <w:proofErr w:type="spellStart"/>
+      <w:r>
+        <w:rPr>
+          <w:color w:val="808080" w:themeColor="background1" w:themeShade="80"/>
+          <w:sz w:val="18"/>
+          <w:szCs w:val="20"/>
+        </w:rPr>
+        <w:t>MinMaxCurve</w:t>
+      </w:r>
+      <w:proofErr w:type="spellEnd"/>
+      <w:r>
+        <w:rPr>
+          <w:color w:val="808080" w:themeColor="background1" w:themeShade="80"/>
+          <w:sz w:val="18"/>
+          <w:szCs w:val="20"/>
+        </w:rPr>
+        <w:t xml:space="preserve"> 지원)</w:t>
+      </w:r>
+      <w:r>
+        <w:rPr>
+          <w:color w:val="808080" w:themeColor="background1" w:themeShade="80"/>
+          <w:sz w:val="18"/>
+          <w:szCs w:val="20"/>
+        </w:rPr>
+        <w:br/>
+      </w:r>
+      <w:r>
+        <w:rPr>
+          <w:color w:val="808080" w:themeColor="background1" w:themeShade="80"/>
+          <w:sz w:val="18"/>
+          <w:szCs w:val="20"/>
+        </w:rPr>
+        <w:t xml:space="preserve">  - </w:t>
+      </w:r>
+      <w:proofErr w:type="spellStart"/>
+      <w:r>
+        <w:rPr>
+          <w:color w:val="808080" w:themeColor="background1" w:themeShade="80"/>
+          <w:sz w:val="18"/>
+          <w:szCs w:val="20"/>
+        </w:rPr>
+        <w:t>TextureSheetAnimationModule</w:t>
+      </w:r>
+      <w:proofErr w:type="spellEnd"/>
+      <w:r>
+        <w:rPr>
+          <w:color w:val="808080" w:themeColor="background1" w:themeShade="80"/>
+          <w:sz w:val="18"/>
+          <w:szCs w:val="20"/>
+        </w:rPr>
+        <w:t xml:space="preserve"> — </w:t>
+      </w:r>
+      <w:proofErr w:type="spellStart"/>
+      <w:r>
+        <w:rPr>
+          <w:color w:val="808080" w:themeColor="background1" w:themeShade="80"/>
+          <w:sz w:val="18"/>
+          <w:szCs w:val="20"/>
+        </w:rPr>
+        <w:t>스프라이트</w:t>
+      </w:r>
+      <w:proofErr w:type="spellEnd"/>
+      <w:r>
+        <w:rPr>
+          <w:color w:val="808080" w:themeColor="background1" w:themeShade="80"/>
+          <w:sz w:val="18"/>
+          <w:szCs w:val="20"/>
+        </w:rPr>
+        <w:t xml:space="preserve"> 시트 UV 프레임 애니메이션 (</w:t>
+      </w:r>
+      <w:proofErr w:type="spellStart"/>
+      <w:r>
+        <w:rPr>
+          <w:color w:val="808080" w:themeColor="background1" w:themeShade="80"/>
+          <w:sz w:val="18"/>
+          <w:szCs w:val="20"/>
+        </w:rPr>
+        <w:t>tilesX</w:t>
+      </w:r>
+      <w:proofErr w:type="spellEnd"/>
+      <w:r>
+        <w:rPr>
+          <w:color w:val="808080" w:themeColor="background1" w:themeShade="80"/>
+          <w:sz w:val="18"/>
+          <w:szCs w:val="20"/>
+        </w:rPr>
+        <w:t>/Y, cycles)</w:t>
+      </w:r>
+      <w:r>
+        <w:rPr>
+          <w:color w:val="808080" w:themeColor="background1" w:themeShade="80"/>
+          <w:sz w:val="18"/>
+          <w:szCs w:val="20"/>
+        </w:rPr>
+        <w:br/>
+      </w:r>
+      <w:r>
+        <w:rPr>
+          <w:color w:val="808080" w:themeColor="background1" w:themeShade="80"/>
+          <w:sz w:val="18"/>
+          <w:szCs w:val="20"/>
+        </w:rPr>
+        <w:t xml:space="preserve">  - </w:t>
+      </w:r>
+      <w:proofErr w:type="spellStart"/>
+      <w:r>
+        <w:rPr>
+          <w:color w:val="808080" w:themeColor="background1" w:themeShade="80"/>
+          <w:sz w:val="18"/>
+          <w:szCs w:val="20"/>
+        </w:rPr>
+        <w:t>CustomDataModule</w:t>
+      </w:r>
+      <w:proofErr w:type="spellEnd"/>
+      <w:r>
+        <w:rPr>
+          <w:color w:val="808080" w:themeColor="background1" w:themeShade="80"/>
+          <w:sz w:val="18"/>
+          <w:szCs w:val="20"/>
+        </w:rPr>
+        <w:t xml:space="preserve"> — Unity Custom Vertex Streams의 Custom1.xy / Custom2.xy 대응</w:t>
+      </w:r>
+      <w:r>
+        <w:rPr>
+          <w:color w:val="808080" w:themeColor="background1" w:themeShade="80"/>
+          <w:sz w:val="18"/>
+          <w:szCs w:val="20"/>
+        </w:rPr>
+        <w:br/>
+      </w:r>
+      <w:r>
+        <w:rPr>
+          <w:color w:val="808080" w:themeColor="background1" w:themeShade="80"/>
+          <w:sz w:val="18"/>
+          <w:szCs w:val="20"/>
+        </w:rPr>
+        <w:t xml:space="preserve">  - </w:t>
+      </w:r>
+      <w:proofErr w:type="spellStart"/>
+      <w:r>
+        <w:rPr>
+          <w:color w:val="808080" w:themeColor="background1" w:themeShade="80"/>
+          <w:sz w:val="18"/>
+          <w:szCs w:val="20"/>
+        </w:rPr>
+        <w:t>RendererModule</w:t>
+      </w:r>
+      <w:proofErr w:type="spellEnd"/>
+      <w:r>
+        <w:rPr>
+          <w:color w:val="808080" w:themeColor="background1" w:themeShade="80"/>
+          <w:sz w:val="18"/>
+          <w:szCs w:val="20"/>
+        </w:rPr>
+        <w:t xml:space="preserve"> — Billboard / </w:t>
+      </w:r>
+      <w:proofErr w:type="spellStart"/>
+      <w:r>
+        <w:rPr>
+          <w:color w:val="808080" w:themeColor="background1" w:themeShade="80"/>
+          <w:sz w:val="18"/>
+          <w:szCs w:val="20"/>
+        </w:rPr>
+        <w:t>StretchedBillboard</w:t>
+      </w:r>
+      <w:proofErr w:type="spellEnd"/>
+      <w:r>
+        <w:rPr>
+          <w:color w:val="808080" w:themeColor="background1" w:themeShade="80"/>
+          <w:sz w:val="18"/>
+          <w:szCs w:val="20"/>
+        </w:rPr>
+        <w:t xml:space="preserve"> / Mesh 모드</w:t>
+      </w:r>
+      <w:r>
+        <w:rPr>
+          <w:rFonts w:hint="eastAsia"/>
+          <w:color w:val="808080" w:themeColor="background1" w:themeShade="80"/>
+          <w:sz w:val="18"/>
+          <w:szCs w:val="20"/>
+        </w:rPr>
+        <w:t xml:space="preserve">별로 어떤 </w:t>
+      </w:r>
+      <w:proofErr w:type="spellStart"/>
+      <w:r>
+        <w:rPr>
+          <w:rFonts w:hint="eastAsia"/>
+          <w:color w:val="808080" w:themeColor="background1" w:themeShade="80"/>
+          <w:sz w:val="18"/>
+          <w:szCs w:val="20"/>
+        </w:rPr>
+        <w:t>셰이더를</w:t>
+      </w:r>
+      <w:proofErr w:type="spellEnd"/>
+      <w:r>
+        <w:rPr>
+          <w:rFonts w:hint="eastAsia"/>
+          <w:color w:val="808080" w:themeColor="background1" w:themeShade="80"/>
+          <w:sz w:val="18"/>
+          <w:szCs w:val="20"/>
+        </w:rPr>
+        <w:t xml:space="preserve"> 쓸지 고름.</w:t>
       </w:r>
     </w:p>
     <w:p>
@@ -1194,7 +1875,43 @@
           <w:sz w:val="18"/>
           <w:szCs w:val="20"/>
         </w:rPr>
-        <w:t>mesh 파티클 클래스를 제거하고 기존 particleSystem에 통합시켰다.</w:t>
+        <w:t xml:space="preserve">mesh </w:t>
+      </w:r>
+      <w:proofErr w:type="spellStart"/>
+      <w:r>
+        <w:rPr>
+          <w:rFonts w:hint="eastAsia"/>
+          <w:sz w:val="18"/>
+          <w:szCs w:val="20"/>
+        </w:rPr>
+        <w:t>파티클</w:t>
+      </w:r>
+      <w:proofErr w:type="spellEnd"/>
+      <w:r>
+        <w:rPr>
+          <w:rFonts w:hint="eastAsia"/>
+          <w:sz w:val="18"/>
+          <w:szCs w:val="20"/>
+        </w:rPr>
+        <w:t xml:space="preserve"> 클래스를 제거하고 기존 </w:t>
+      </w:r>
+      <w:proofErr w:type="spellStart"/>
+      <w:r>
+        <w:rPr>
+          <w:rFonts w:hint="eastAsia"/>
+          <w:sz w:val="18"/>
+          <w:szCs w:val="20"/>
+        </w:rPr>
+        <w:t>particleSystem</w:t>
+      </w:r>
+      <w:proofErr w:type="spellEnd"/>
+      <w:r>
+        <w:rPr>
+          <w:rFonts w:hint="eastAsia"/>
+          <w:sz w:val="18"/>
+          <w:szCs w:val="20"/>
+        </w:rPr>
+        <w:t>에 통합시켰다.</w:t>
       </w:r>
     </w:p>
     <w:p>
@@ -1219,7 +1936,39 @@
           <w:sz w:val="18"/>
           <w:szCs w:val="20"/>
         </w:rPr>
-        <w:t>Billboard 파티클에서 SpriteAnimationClip에 의존하던 프레임 애니메이션 코드</w:t>
+        <w:t xml:space="preserve">Billboard </w:t>
+      </w:r>
+      <w:proofErr w:type="spellStart"/>
+      <w:r>
+        <w:rPr>
+          <w:sz w:val="18"/>
+          <w:szCs w:val="20"/>
+        </w:rPr>
+        <w:t>파티클에서</w:t>
+      </w:r>
+      <w:proofErr w:type="spellEnd"/>
+      <w:r>
+        <w:rPr>
+          <w:sz w:val="18"/>
+          <w:szCs w:val="20"/>
+        </w:rPr>
+        <w:t xml:space="preserve"> </w:t>
+      </w:r>
+      <w:proofErr w:type="spellStart"/>
+      <w:r>
+        <w:rPr>
+          <w:sz w:val="18"/>
+          <w:szCs w:val="20"/>
+        </w:rPr>
+        <w:t>SpriteAnimationClip</w:t>
+      </w:r>
+      <w:proofErr w:type="spellEnd"/>
+      <w:r>
+        <w:rPr>
+          <w:sz w:val="18"/>
+          <w:szCs w:val="20"/>
+        </w:rPr>
+        <w:t>에 의존하던 프레임 애니메이션 코드</w:t>
       </w:r>
       <w:r>
         <w:rPr>
@@ -1234,7 +1983,23 @@
           <w:sz w:val="18"/>
           <w:szCs w:val="20"/>
         </w:rPr>
-        <w:t xml:space="preserve"> 제거하고 TextureSheetAnimationModule이 대신 UV 프레임을 계산하도록 했다. </w:t>
+        <w:t xml:space="preserve"> 제거하고 </w:t>
+      </w:r>
+      <w:proofErr w:type="spellStart"/>
+      <w:r>
+        <w:rPr>
+          <w:sz w:val="18"/>
+          <w:szCs w:val="20"/>
+        </w:rPr>
+        <w:t>TextureSheetAnimationModule</w:t>
+      </w:r>
+      <w:proofErr w:type="spellEnd"/>
+      <w:r>
+        <w:rPr>
+          <w:sz w:val="18"/>
+          <w:szCs w:val="20"/>
+        </w:rPr>
+        <w:t xml:space="preserve">이 대신 UV 프레임을 계산하도록 했다. </w:t>
       </w:r>
       <w:r>
         <w:rPr>
@@ -1258,12 +2023,37 @@
         </w:rPr>
         <w:t xml:space="preserve"> </w:t>
       </w:r>
-      <w:r>
-        <w:rPr>
-          <w:sz w:val="18"/>
-          <w:szCs w:val="20"/>
-        </w:rPr>
-        <w:t>anim, hasAnim,</w:t>
+      <w:proofErr w:type="spellStart"/>
+      <w:r>
+        <w:rPr>
+          <w:sz w:val="18"/>
+          <w:szCs w:val="20"/>
+        </w:rPr>
+        <w:t>anim</w:t>
+      </w:r>
+      <w:proofErr w:type="spellEnd"/>
+      <w:r>
+        <w:rPr>
+          <w:sz w:val="18"/>
+          <w:szCs w:val="20"/>
+        </w:rPr>
+        <w:t xml:space="preserve">, </w:t>
+      </w:r>
+      <w:proofErr w:type="spellStart"/>
+      <w:r>
+        <w:rPr>
+          <w:sz w:val="18"/>
+          <w:szCs w:val="20"/>
+        </w:rPr>
+        <w:t>hasAnim</w:t>
+      </w:r>
+      <w:proofErr w:type="spellEnd"/>
+      <w:r>
+        <w:rPr>
+          <w:sz w:val="18"/>
+          <w:szCs w:val="20"/>
+        </w:rPr>
+        <w:t>,</w:t>
       </w:r>
       <w:r>
         <w:rPr>
@@ -1293,7 +2083,39 @@
           <w:sz w:val="18"/>
           <w:szCs w:val="20"/>
         </w:rPr>
-        <w:t>가 제거되어 파티클 데이터가 단순해졌다.</w:t>
+        <w:t xml:space="preserve">가 제거되어 </w:t>
+      </w:r>
+      <w:proofErr w:type="spellStart"/>
+      <w:r>
+        <w:rPr>
+          <w:sz w:val="18"/>
+          <w:szCs w:val="20"/>
+        </w:rPr>
+        <w:t>파티클</w:t>
+      </w:r>
+      <w:proofErr w:type="spellEnd"/>
+      <w:r>
+        <w:rPr>
+          <w:sz w:val="18"/>
+          <w:szCs w:val="20"/>
+        </w:rPr>
+        <w:t xml:space="preserve"> 데이터가 </w:t>
+      </w:r>
+      <w:proofErr w:type="spellStart"/>
+      <w:r>
+        <w:rPr>
+          <w:sz w:val="18"/>
+          <w:szCs w:val="20"/>
+        </w:rPr>
+        <w:t>단순해졌다</w:t>
+      </w:r>
+      <w:proofErr w:type="spellEnd"/>
+      <w:r>
+        <w:rPr>
+          <w:sz w:val="18"/>
+          <w:szCs w:val="20"/>
+        </w:rPr>
+        <w:t>.</w:t>
       </w:r>
     </w:p>
     <w:p>
@@ -1317,6 +2139,7 @@
         </w:rPr>
         <w:t xml:space="preserve">2. </w:t>
       </w:r>
+      <w:proofErr w:type="spellStart"/>
       <w:r>
         <w:rPr>
           <w:rFonts w:hint="eastAsia"/>
@@ -1325,7 +2148,18 @@
           <w:sz w:val="18"/>
           <w:szCs w:val="20"/>
         </w:rPr>
-        <w:t>SwordSlash, Smoke 이펙트를 유니티로부터 임포트하기 위해 파이프라인 추가</w:t>
+        <w:t>SwordSlash</w:t>
+      </w:r>
+      <w:proofErr w:type="spellEnd"/>
+      <w:r>
+        <w:rPr>
+          <w:rFonts w:hint="eastAsia"/>
+          <w:b/>
+          <w:bCs/>
+          <w:sz w:val="18"/>
+          <w:szCs w:val="20"/>
+        </w:rPr>
+        <w:t>, Smoke 이펙트를 유니티로부터 임포트하기 위해 파이프라인 추가</w:t>
       </w:r>
     </w:p>
     <w:p>
@@ -1358,8 +2192,17 @@
           <w:sz w:val="18"/>
           <w:szCs w:val="20"/>
         </w:rPr>
-        <w:t>활용해 .hlsl</w:t>
-      </w:r>
+        <w:t>활용해 .</w:t>
+      </w:r>
+      <w:proofErr w:type="spellStart"/>
+      <w:r>
+        <w:rPr>
+          <w:sz w:val="18"/>
+          <w:szCs w:val="20"/>
+        </w:rPr>
+        <w:t>hlsl</w:t>
+      </w:r>
+      <w:proofErr w:type="spellEnd"/>
       <w:proofErr w:type="gramEnd"/>
       <w:r>
         <w:rPr>
@@ -1397,7 +2240,55 @@
           <w:sz w:val="18"/>
           <w:szCs w:val="20"/>
         </w:rPr>
-        <w:t xml:space="preserve"> 에셋이 유저 커스텀 셰이더인 Shader Graph를 사용 중이라 그대로 임포트하는 것은 불가능했다. Shader Graph의 컴파일 결과물</w:t>
+        <w:t xml:space="preserve"> </w:t>
+      </w:r>
+      <w:proofErr w:type="spellStart"/>
+      <w:r>
+        <w:rPr>
+          <w:sz w:val="18"/>
+          <w:szCs w:val="20"/>
+        </w:rPr>
+        <w:t>에셋이</w:t>
+      </w:r>
+      <w:proofErr w:type="spellEnd"/>
+      <w:r>
+        <w:rPr>
+          <w:sz w:val="18"/>
+          <w:szCs w:val="20"/>
+        </w:rPr>
+        <w:t xml:space="preserve"> 유저 커스텀 </w:t>
+      </w:r>
+      <w:proofErr w:type="spellStart"/>
+      <w:r>
+        <w:rPr>
+          <w:sz w:val="18"/>
+          <w:szCs w:val="20"/>
+        </w:rPr>
+        <w:t>셰이더인</w:t>
+      </w:r>
+      <w:proofErr w:type="spellEnd"/>
+      <w:r>
+        <w:rPr>
+          <w:sz w:val="18"/>
+          <w:szCs w:val="20"/>
+        </w:rPr>
+        <w:t xml:space="preserve"> Shader Graph를 사용 중이라 그대로 </w:t>
+      </w:r>
+      <w:proofErr w:type="spellStart"/>
+      <w:r>
+        <w:rPr>
+          <w:sz w:val="18"/>
+          <w:szCs w:val="20"/>
+        </w:rPr>
+        <w:t>임포트하는</w:t>
+      </w:r>
+      <w:proofErr w:type="spellEnd"/>
+      <w:r>
+        <w:rPr>
+          <w:sz w:val="18"/>
+          <w:szCs w:val="20"/>
+        </w:rPr>
+        <w:t xml:space="preserve"> 것은 불가능했다. Shader Graph의 컴파일 결과물</w:t>
       </w:r>
       <w:proofErr w:type="gramStart"/>
       <w:r>
@@ -1429,8 +2320,18 @@
           <w:sz w:val="18"/>
           <w:szCs w:val="20"/>
         </w:rPr>
-        <w:t>.hlsl</w:t>
-      </w:r>
+        <w:t>.</w:t>
+      </w:r>
+      <w:proofErr w:type="spellStart"/>
+      <w:r>
+        <w:rPr>
+          <w:rFonts w:hint="eastAsia"/>
+          <w:sz w:val="18"/>
+          <w:szCs w:val="20"/>
+        </w:rPr>
+        <w:t>hlsl</w:t>
+      </w:r>
+      <w:proofErr w:type="spellEnd"/>
       <w:proofErr w:type="gramEnd"/>
       <w:r>
         <w:rPr>
@@ -1472,8 +2373,18 @@
           <w:sz w:val="18"/>
           <w:szCs w:val="20"/>
         </w:rPr>
-        <w:t>.hlsl</w:t>
-      </w:r>
+        <w:t>.</w:t>
+      </w:r>
+      <w:proofErr w:type="spellStart"/>
+      <w:r>
+        <w:rPr>
+          <w:rFonts w:hint="eastAsia"/>
+          <w:sz w:val="18"/>
+          <w:szCs w:val="20"/>
+        </w:rPr>
+        <w:t>hlsl</w:t>
+      </w:r>
+      <w:proofErr w:type="spellEnd"/>
       <w:proofErr w:type="gramEnd"/>
       <w:r>
         <w:rPr>
@@ -1491,6 +2402,7 @@
         </w:rPr>
         <w:t xml:space="preserve">이펙트에 필요한 텍스처와 </w:t>
       </w:r>
+      <w:proofErr w:type="spellStart"/>
       <w:r>
         <w:rPr>
           <w:rFonts w:hint="eastAsia"/>
@@ -1505,8 +2417,27 @@
           <w:sz w:val="18"/>
           <w:szCs w:val="20"/>
         </w:rPr>
-        <w:t>는 따로 AssetManager</w:t>
-      </w:r>
+        <w:t>는</w:t>
+      </w:r>
+      <w:proofErr w:type="spellEnd"/>
+      <w:r>
+        <w:rPr>
+          <w:rFonts w:hint="eastAsia"/>
+          <w:sz w:val="18"/>
+          <w:szCs w:val="20"/>
+        </w:rPr>
+        <w:t xml:space="preserve"> 따로 </w:t>
+      </w:r>
+      <w:proofErr w:type="spellStart"/>
+      <w:r>
+        <w:rPr>
+          <w:rFonts w:hint="eastAsia"/>
+          <w:sz w:val="18"/>
+          <w:szCs w:val="20"/>
+        </w:rPr>
+        <w:t>AssetManager</w:t>
+      </w:r>
+      <w:proofErr w:type="spellEnd"/>
       <w:r>
         <w:rPr>
           <w:rFonts w:hint="eastAsia"/>
@@ -1537,7 +2468,43 @@
           <w:sz w:val="18"/>
           <w:szCs w:val="20"/>
         </w:rPr>
-        <w:t xml:space="preserve">등록하고 유니티의 particle system의 각 속성들 값과 머테리얼 정보만 익스포터를 이용해 </w:t>
+        <w:t xml:space="preserve">등록하고 유니티의 particle system의 각 속성들 값과 </w:t>
+      </w:r>
+      <w:proofErr w:type="spellStart"/>
+      <w:r>
+        <w:rPr>
+          <w:rFonts w:hint="eastAsia"/>
+          <w:sz w:val="18"/>
+          <w:szCs w:val="20"/>
+        </w:rPr>
+        <w:t>머테리얼</w:t>
+      </w:r>
+      <w:proofErr w:type="spellEnd"/>
+      <w:r>
+        <w:rPr>
+          <w:rFonts w:hint="eastAsia"/>
+          <w:sz w:val="18"/>
+          <w:szCs w:val="20"/>
+        </w:rPr>
+        <w:t xml:space="preserve"> 정보만 </w:t>
+      </w:r>
+      <w:proofErr w:type="spellStart"/>
+      <w:r>
+        <w:rPr>
+          <w:rFonts w:hint="eastAsia"/>
+          <w:sz w:val="18"/>
+          <w:szCs w:val="20"/>
+        </w:rPr>
+        <w:t>익스포터를</w:t>
+      </w:r>
+      <w:proofErr w:type="spellEnd"/>
+      <w:r>
+        <w:rPr>
+          <w:rFonts w:hint="eastAsia"/>
+          <w:sz w:val="18"/>
+          <w:szCs w:val="20"/>
+        </w:rPr>
+        <w:t xml:space="preserve"> 이용해 </w:t>
       </w:r>
       <w:proofErr w:type="gramStart"/>
       <w:r>
@@ -1546,8 +2513,18 @@
           <w:sz w:val="18"/>
           <w:szCs w:val="20"/>
         </w:rPr>
-        <w:t>추출해서 .json</w:t>
-      </w:r>
+        <w:t>추출해서 .</w:t>
+      </w:r>
+      <w:proofErr w:type="spellStart"/>
+      <w:r>
+        <w:rPr>
+          <w:rFonts w:hint="eastAsia"/>
+          <w:sz w:val="18"/>
+          <w:szCs w:val="20"/>
+        </w:rPr>
+        <w:t>json</w:t>
+      </w:r>
+      <w:proofErr w:type="spellEnd"/>
       <w:proofErr w:type="gramEnd"/>
       <w:r>
         <w:rPr>
@@ -1604,19 +2581,63 @@
         <w:rPr>
           <w:rFonts w:ascii="맑은 고딕" w:eastAsia="맑은 고딕" w:hAnsi="맑은 고딕" w:cs="맑은 고딕"/>
         </w:rPr>
-        <w:t>a.   또 다시 발생한 WSASend 완료 처리 시 SendBuffer 해제 중 크래시</w:t>
-      </w:r>
+        <w:t xml:space="preserve">a.   또 다시 발생한 </w:t>
+      </w:r>
+      <w:proofErr w:type="spellStart"/>
+      <w:r>
+        <w:rPr>
+          <w:rFonts w:ascii="맑은 고딕" w:eastAsia="맑은 고딕" w:hAnsi="맑은 고딕" w:cs="맑은 고딕"/>
+        </w:rPr>
+        <w:t>WSASend</w:t>
+      </w:r>
+      <w:proofErr w:type="spellEnd"/>
+      <w:r>
+        <w:rPr>
+          <w:rFonts w:ascii="맑은 고딕" w:eastAsia="맑은 고딕" w:hAnsi="맑은 고딕" w:cs="맑은 고딕"/>
+        </w:rPr>
+        <w:t xml:space="preserve"> 완료 처리 시 </w:t>
+      </w:r>
+      <w:proofErr w:type="spellStart"/>
+      <w:r>
+        <w:rPr>
+          <w:rFonts w:ascii="맑은 고딕" w:eastAsia="맑은 고딕" w:hAnsi="맑은 고딕" w:cs="맑은 고딕"/>
+        </w:rPr>
+        <w:t>SendBuffer</w:t>
+      </w:r>
+      <w:proofErr w:type="spellEnd"/>
+      <w:r>
+        <w:rPr>
+          <w:rFonts w:ascii="맑은 고딕" w:eastAsia="맑은 고딕" w:hAnsi="맑은 고딕" w:cs="맑은 고딕"/>
+        </w:rPr>
+        <w:t xml:space="preserve"> 해제 중 </w:t>
+      </w:r>
+      <w:proofErr w:type="spellStart"/>
+      <w:r>
+        <w:rPr>
+          <w:rFonts w:ascii="맑은 고딕" w:eastAsia="맑은 고딕" w:hAnsi="맑은 고딕" w:cs="맑은 고딕"/>
+        </w:rPr>
+        <w:t>크래시</w:t>
+      </w:r>
+      <w:proofErr w:type="spellEnd"/>
     </w:p>
     <w:p>
       <w:pPr>
         <w:pStyle w:val="a30"/>
         <w:ind w:left="1600" w:hanging="400"/>
       </w:pPr>
-      <w:r>
-        <w:rPr>
-          <w:rFonts w:ascii="맑은 고딕" w:eastAsia="맑은 고딕" w:hAnsi="맑은 고딕" w:cs="맑은 고딕"/>
-        </w:rPr>
-        <w:t>i.   저번 주차에 해결한 것은 해결된 것처럼 보였던 것임. 또 다시 같은 오류가 발생함.</w:t>
+      <w:proofErr w:type="spellStart"/>
+      <w:r>
+        <w:rPr>
+          <w:rFonts w:ascii="맑은 고딕" w:eastAsia="맑은 고딕" w:hAnsi="맑은 고딕" w:cs="맑은 고딕"/>
+        </w:rPr>
+        <w:t>i</w:t>
+      </w:r>
+      <w:proofErr w:type="spellEnd"/>
+      <w:r>
+        <w:rPr>
+          <w:rFonts w:ascii="맑은 고딕" w:eastAsia="맑은 고딕" w:hAnsi="맑은 고딕" w:cs="맑은 고딕"/>
+        </w:rPr>
+        <w:t>.   저번 주차에 해결한 것은 해결된 것처럼 보였던 것임. 또 다시 같은 오류가 발생함.</w:t>
       </w:r>
       <w:r>
         <w:rPr>
@@ -1636,7 +2657,21 @@
           <w:rFonts w:ascii="맑은 고딕" w:eastAsia="맑은 고딕" w:hAnsi="맑은 고딕" w:cs="맑은 고딕"/>
         </w:rPr>
         <w:br/>
-        <w:t>다시 코드를 원래대로 되돌려 놓은 뒤, 전역 변수 gClose를 callback 함수에서</w:t>
+        <w:t xml:space="preserve">다시 코드를 원래대로 되돌려 놓은 뒤, 전역 변수 </w:t>
+      </w:r>
+      <w:proofErr w:type="spellStart"/>
+      <w:r>
+        <w:rPr>
+          <w:rFonts w:ascii="맑은 고딕" w:eastAsia="맑은 고딕" w:hAnsi="맑은 고딕" w:cs="맑은 고딕"/>
+        </w:rPr>
+        <w:t>gClose</w:t>
+      </w:r>
+      <w:proofErr w:type="spellEnd"/>
+      <w:r>
+        <w:rPr>
+          <w:rFonts w:ascii="맑은 고딕" w:eastAsia="맑은 고딕" w:hAnsi="맑은 고딕" w:cs="맑은 고딕"/>
+        </w:rPr>
+        <w:t>를 callback 함수에서</w:t>
       </w:r>
       <w:r>
         <w:rPr>
@@ -1650,7 +2685,20 @@
           <w:rFonts w:ascii="맑은 고딕" w:eastAsia="맑은 고딕" w:hAnsi="맑은 고딕" w:cs="맑은 고딕"/>
         </w:rPr>
         <w:br/>
-        <w:t>WSACleanup이 호출되고 나서는 callback 함수로 전달되는 overlapped 구조체를</w:t>
+      </w:r>
+      <w:proofErr w:type="spellStart"/>
+      <w:r>
+        <w:rPr>
+          <w:rFonts w:ascii="맑은 고딕" w:eastAsia="맑은 고딕" w:hAnsi="맑은 고딕" w:cs="맑은 고딕"/>
+        </w:rPr>
+        <w:t>WSACleanup</w:t>
+      </w:r>
+      <w:proofErr w:type="spellEnd"/>
+      <w:r>
+        <w:rPr>
+          <w:rFonts w:ascii="맑은 고딕" w:eastAsia="맑은 고딕" w:hAnsi="맑은 고딕" w:cs="맑은 고딕"/>
+        </w:rPr>
+        <w:t>이 호출되고 나서는 callback 함수로 전달되는 overlapped 구조체를</w:t>
       </w:r>
       <w:r>
         <w:rPr>
@@ -1669,40 +2717,154 @@
         <w:rPr>
           <w:rFonts w:ascii="맑은 고딕" w:eastAsia="맑은 고딕" w:hAnsi="맑은 고딕" w:cs="맑은 고딕"/>
         </w:rPr>
-        <w:t>b.   프로그램 종료 시 ObjectPool::push에서 크래시</w:t>
-      </w:r>
+        <w:t xml:space="preserve">b.   프로그램 종료 시 </w:t>
+      </w:r>
+      <w:proofErr w:type="spellStart"/>
+      <w:r>
+        <w:rPr>
+          <w:rFonts w:ascii="맑은 고딕" w:eastAsia="맑은 고딕" w:hAnsi="맑은 고딕" w:cs="맑은 고딕"/>
+        </w:rPr>
+        <w:t>ObjectPool</w:t>
+      </w:r>
+      <w:proofErr w:type="spellEnd"/>
+      <w:r>
+        <w:rPr>
+          <w:rFonts w:ascii="맑은 고딕" w:eastAsia="맑은 고딕" w:hAnsi="맑은 고딕" w:cs="맑은 고딕"/>
+        </w:rPr>
+        <w:t xml:space="preserve">::push에서 </w:t>
+      </w:r>
+      <w:proofErr w:type="spellStart"/>
+      <w:r>
+        <w:rPr>
+          <w:rFonts w:ascii="맑은 고딕" w:eastAsia="맑은 고딕" w:hAnsi="맑은 고딕" w:cs="맑은 고딕"/>
+        </w:rPr>
+        <w:t>크래시</w:t>
+      </w:r>
+      <w:proofErr w:type="spellEnd"/>
     </w:p>
     <w:p>
       <w:pPr>
         <w:pStyle w:val="a30"/>
         <w:ind w:left="1600" w:hanging="400"/>
       </w:pPr>
-      <w:r>
-        <w:rPr>
-          <w:rFonts w:ascii="맑은 고딕" w:eastAsia="맑은 고딕" w:hAnsi="맑은 고딕" w:cs="맑은 고딕"/>
-        </w:rPr>
-        <w:t>i.   [원인]</w:t>
-      </w:r>
-      <w:r>
-        <w:rPr>
-          <w:rFonts w:ascii="맑은 고딕" w:eastAsia="맑은 고딕" w:hAnsi="맑은 고딕" w:cs="맑은 고딕"/>
-        </w:rPr>
-        <w:br/>
-        <w:t>두 static 클래스의 소멸 순서 문제로 인해 발생한 오류임. ( ClientApp, ObjectPool )</w:t>
-      </w:r>
-      <w:r>
-        <w:rPr>
-          <w:rFonts w:ascii="맑은 고딕" w:eastAsia="맑은 고딕" w:hAnsi="맑은 고딕" w:cs="맑은 고딕"/>
-        </w:rPr>
-        <w:br/>
-        <w:t>종료 과정에서 전역 종료 플래그(gClose)가 활성화되면 Overlapped I/O callback이</w:t>
-      </w:r>
-      <w:r>
-        <w:rPr>
-          <w:rFonts w:ascii="맑은 고딕" w:eastAsia="맑은 고딕" w:hAnsi="맑은 고딕" w:cs="맑은 고딕"/>
-        </w:rPr>
-        <w:br/>
-        <w:t>조기 리턴하게 되는데, 이때 전송 중이던 SendBuffer를 담고 있던 std::shared_ptr들이</w:t>
+      <w:proofErr w:type="spellStart"/>
+      <w:r>
+        <w:rPr>
+          <w:rFonts w:ascii="맑은 고딕" w:eastAsia="맑은 고딕" w:hAnsi="맑은 고딕" w:cs="맑은 고딕"/>
+        </w:rPr>
+        <w:t>i</w:t>
+      </w:r>
+      <w:proofErr w:type="spellEnd"/>
+      <w:r>
+        <w:rPr>
+          <w:rFonts w:ascii="맑은 고딕" w:eastAsia="맑은 고딕" w:hAnsi="맑은 고딕" w:cs="맑은 고딕"/>
+        </w:rPr>
+        <w:t>.   [원인]</w:t>
+      </w:r>
+      <w:r>
+        <w:rPr>
+          <w:rFonts w:ascii="맑은 고딕" w:eastAsia="맑은 고딕" w:hAnsi="맑은 고딕" w:cs="맑은 고딕"/>
+        </w:rPr>
+        <w:br/>
+        <w:t xml:space="preserve">두 static 클래스의 소멸 순서 문제로 인해 발생한 오류임. ( </w:t>
+      </w:r>
+      <w:proofErr w:type="spellStart"/>
+      <w:r>
+        <w:rPr>
+          <w:rFonts w:ascii="맑은 고딕" w:eastAsia="맑은 고딕" w:hAnsi="맑은 고딕" w:cs="맑은 고딕"/>
+        </w:rPr>
+        <w:t>ClientApp</w:t>
+      </w:r>
+      <w:proofErr w:type="spellEnd"/>
+      <w:r>
+        <w:rPr>
+          <w:rFonts w:ascii="맑은 고딕" w:eastAsia="맑은 고딕" w:hAnsi="맑은 고딕" w:cs="맑은 고딕"/>
+        </w:rPr>
+        <w:t xml:space="preserve">, </w:t>
+      </w:r>
+      <w:proofErr w:type="spellStart"/>
+      <w:r>
+        <w:rPr>
+          <w:rFonts w:ascii="맑은 고딕" w:eastAsia="맑은 고딕" w:hAnsi="맑은 고딕" w:cs="맑은 고딕"/>
+        </w:rPr>
+        <w:t>ObjectPool</w:t>
+      </w:r>
+      <w:proofErr w:type="spellEnd"/>
+      <w:r>
+        <w:rPr>
+          <w:rFonts w:ascii="맑은 고딕" w:eastAsia="맑은 고딕" w:hAnsi="맑은 고딕" w:cs="맑은 고딕"/>
+        </w:rPr>
+        <w:t xml:space="preserve"> )</w:t>
+      </w:r>
+      <w:r>
+        <w:rPr>
+          <w:rFonts w:ascii="맑은 고딕" w:eastAsia="맑은 고딕" w:hAnsi="맑은 고딕" w:cs="맑은 고딕"/>
+        </w:rPr>
+        <w:br/>
+        <w:t>종료 과정에서 전역 종료 플래그(</w:t>
+      </w:r>
+      <w:proofErr w:type="spellStart"/>
+      <w:r>
+        <w:rPr>
+          <w:rFonts w:ascii="맑은 고딕" w:eastAsia="맑은 고딕" w:hAnsi="맑은 고딕" w:cs="맑은 고딕"/>
+        </w:rPr>
+        <w:t>gClose</w:t>
+      </w:r>
+      <w:proofErr w:type="spellEnd"/>
+      <w:r>
+        <w:rPr>
+          <w:rFonts w:ascii="맑은 고딕" w:eastAsia="맑은 고딕" w:hAnsi="맑은 고딕" w:cs="맑은 고딕"/>
+        </w:rPr>
+        <w:t>)가 활성화되면 Overlapped I/O callback이</w:t>
+      </w:r>
+      <w:r>
+        <w:rPr>
+          <w:rFonts w:ascii="맑은 고딕" w:eastAsia="맑은 고딕" w:hAnsi="맑은 고딕" w:cs="맑은 고딕"/>
+        </w:rPr>
+        <w:br/>
+        <w:t xml:space="preserve">조기 </w:t>
+      </w:r>
+      <w:proofErr w:type="spellStart"/>
+      <w:r>
+        <w:rPr>
+          <w:rFonts w:ascii="맑은 고딕" w:eastAsia="맑은 고딕" w:hAnsi="맑은 고딕" w:cs="맑은 고딕"/>
+        </w:rPr>
+        <w:t>리턴하게</w:t>
+      </w:r>
+      <w:proofErr w:type="spellEnd"/>
+      <w:r>
+        <w:rPr>
+          <w:rFonts w:ascii="맑은 고딕" w:eastAsia="맑은 고딕" w:hAnsi="맑은 고딕" w:cs="맑은 고딕"/>
+        </w:rPr>
+        <w:t xml:space="preserve"> 되는데, 이때 전송 중이던 </w:t>
+      </w:r>
+      <w:proofErr w:type="spellStart"/>
+      <w:r>
+        <w:rPr>
+          <w:rFonts w:ascii="맑은 고딕" w:eastAsia="맑은 고딕" w:hAnsi="맑은 고딕" w:cs="맑은 고딕"/>
+        </w:rPr>
+        <w:t>SendBuffer</w:t>
+      </w:r>
+      <w:proofErr w:type="spellEnd"/>
+      <w:r>
+        <w:rPr>
+          <w:rFonts w:ascii="맑은 고딕" w:eastAsia="맑은 고딕" w:hAnsi="맑은 고딕" w:cs="맑은 고딕"/>
+        </w:rPr>
+        <w:t>를 담고 있던 std::</w:t>
+      </w:r>
+      <w:proofErr w:type="spellStart"/>
+      <w:r>
+        <w:rPr>
+          <w:rFonts w:ascii="맑은 고딕" w:eastAsia="맑은 고딕" w:hAnsi="맑은 고딕" w:cs="맑은 고딕"/>
+        </w:rPr>
+        <w:t>shared_ptr</w:t>
+      </w:r>
+      <w:proofErr w:type="spellEnd"/>
+      <w:r>
+        <w:rPr>
+          <w:rFonts w:ascii="맑은 고딕" w:eastAsia="맑은 고딕" w:hAnsi="맑은 고딕" w:cs="맑은 고딕"/>
+        </w:rPr>
+        <w:t>들이</w:t>
       </w:r>
       <w:r>
         <w:rPr>
@@ -1729,7 +2891,48 @@
           <w:rFonts w:ascii="맑은 고딕" w:eastAsia="맑은 고딕" w:hAnsi="맑은 고딕" w:cs="맑은 고딕"/>
         </w:rPr>
         <w:br/>
-        <w:t>ClientApp 내부 세션 객체와 SendBuffer를 관리하는 ObjectPool의 소멸 순서는</w:t>
+      </w:r>
+      <w:proofErr w:type="spellStart"/>
+      <w:r>
+        <w:rPr>
+          <w:rFonts w:ascii="맑은 고딕" w:eastAsia="맑은 고딕" w:hAnsi="맑은 고딕" w:cs="맑은 고딕"/>
+        </w:rPr>
+        <w:t>ClientApp</w:t>
+      </w:r>
+      <w:proofErr w:type="spellEnd"/>
+      <w:r>
+        <w:rPr>
+          <w:rFonts w:ascii="맑은 고딕" w:eastAsia="맑은 고딕" w:hAnsi="맑은 고딕" w:cs="맑은 고딕"/>
+        </w:rPr>
+        <w:t xml:space="preserve"> 내부 세션 객체와 </w:t>
+      </w:r>
+      <w:proofErr w:type="spellStart"/>
+      <w:r>
+        <w:rPr>
+          <w:rFonts w:ascii="맑은 고딕" w:eastAsia="맑은 고딕" w:hAnsi="맑은 고딕" w:cs="맑은 고딕"/>
+        </w:rPr>
+        <w:t>SendBuffer</w:t>
+      </w:r>
+      <w:proofErr w:type="spellEnd"/>
+      <w:r>
+        <w:rPr>
+          <w:rFonts w:ascii="맑은 고딕" w:eastAsia="맑은 고딕" w:hAnsi="맑은 고딕" w:cs="맑은 고딕"/>
+        </w:rPr>
+        <w:t xml:space="preserve">를 관리하는 </w:t>
+      </w:r>
+      <w:proofErr w:type="spellStart"/>
+      <w:r>
+        <w:rPr>
+          <w:rFonts w:ascii="맑은 고딕" w:eastAsia="맑은 고딕" w:hAnsi="맑은 고딕" w:cs="맑은 고딕"/>
+        </w:rPr>
+        <w:t>ObjectPool</w:t>
+      </w:r>
+      <w:proofErr w:type="spellEnd"/>
+      <w:r>
+        <w:rPr>
+          <w:rFonts w:ascii="맑은 고딕" w:eastAsia="맑은 고딕" w:hAnsi="맑은 고딕" w:cs="맑은 고딕"/>
+        </w:rPr>
+        <w:t>의 소멸 순서는</w:t>
       </w:r>
       <w:r>
         <w:rPr>
@@ -1749,14 +2952,42 @@
           <w:rFonts w:ascii="맑은 고딕" w:eastAsia="맑은 고딕" w:hAnsi="맑은 고딕" w:cs="맑은 고딕"/>
         </w:rPr>
         <w:br/>
-        <w:t>만약 ObjectPool이 먼저 소멸된 뒤 세션 객체가 소멸되는 경우,</w:t>
-      </w:r>
-      <w:r>
-        <w:rPr>
-          <w:rFonts w:ascii="맑은 고딕" w:eastAsia="맑은 고딕" w:hAnsi="맑은 고딕" w:cs="맑은 고딕"/>
-        </w:rPr>
-        <w:br/>
-        <w:t>세션 소멸 과정에서 전송 버퍼 컨테이너를 정리하면서 ObjectPool에 반환을</w:t>
+        <w:t xml:space="preserve">만약 </w:t>
+      </w:r>
+      <w:proofErr w:type="spellStart"/>
+      <w:r>
+        <w:rPr>
+          <w:rFonts w:ascii="맑은 고딕" w:eastAsia="맑은 고딕" w:hAnsi="맑은 고딕" w:cs="맑은 고딕"/>
+        </w:rPr>
+        <w:t>ObjectPool</w:t>
+      </w:r>
+      <w:proofErr w:type="spellEnd"/>
+      <w:r>
+        <w:rPr>
+          <w:rFonts w:ascii="맑은 고딕" w:eastAsia="맑은 고딕" w:hAnsi="맑은 고딕" w:cs="맑은 고딕"/>
+        </w:rPr>
+        <w:t>이 먼저 소멸된 뒤 세션 객체가 소멸되는 경우,</w:t>
+      </w:r>
+      <w:r>
+        <w:rPr>
+          <w:rFonts w:ascii="맑은 고딕" w:eastAsia="맑은 고딕" w:hAnsi="맑은 고딕" w:cs="맑은 고딕"/>
+        </w:rPr>
+        <w:br/>
+        <w:t xml:space="preserve">세션 소멸 과정에서 전송 버퍼 컨테이너를 정리하면서 </w:t>
+      </w:r>
+      <w:proofErr w:type="spellStart"/>
+      <w:r>
+        <w:rPr>
+          <w:rFonts w:ascii="맑은 고딕" w:eastAsia="맑은 고딕" w:hAnsi="맑은 고딕" w:cs="맑은 고딕"/>
+        </w:rPr>
+        <w:t>ObjectPool</w:t>
+      </w:r>
+      <w:proofErr w:type="spellEnd"/>
+      <w:r>
+        <w:rPr>
+          <w:rFonts w:ascii="맑은 고딕" w:eastAsia="맑은 고딕" w:hAnsi="맑은 고딕" w:cs="맑은 고딕"/>
+        </w:rPr>
+        <w:t>에 반환을</w:t>
       </w:r>
       <w:r>
         <w:rPr>
@@ -1770,14 +3001,41 @@
           <w:rFonts w:ascii="맑은 고딕" w:eastAsia="맑은 고딕" w:hAnsi="맑은 고딕" w:cs="맑은 고딕"/>
         </w:rPr>
         <w:br/>
-        <w:t>그러나 이미 ObjectPool 내부 큐가 소멸된 상태이므로, 해제된 객체에 접근하게 되어</w:t>
-      </w:r>
-      <w:r>
-        <w:rPr>
-          <w:rFonts w:ascii="맑은 고딕" w:eastAsia="맑은 고딕" w:hAnsi="맑은 고딕" w:cs="맑은 고딕"/>
-        </w:rPr>
-        <w:br/>
-        <w:t>크래시가 발생함.</w:t>
+        <w:t xml:space="preserve">그러나 이미 </w:t>
+      </w:r>
+      <w:proofErr w:type="spellStart"/>
+      <w:r>
+        <w:rPr>
+          <w:rFonts w:ascii="맑은 고딕" w:eastAsia="맑은 고딕" w:hAnsi="맑은 고딕" w:cs="맑은 고딕"/>
+        </w:rPr>
+        <w:t>ObjectPool</w:t>
+      </w:r>
+      <w:proofErr w:type="spellEnd"/>
+      <w:r>
+        <w:rPr>
+          <w:rFonts w:ascii="맑은 고딕" w:eastAsia="맑은 고딕" w:hAnsi="맑은 고딕" w:cs="맑은 고딕"/>
+        </w:rPr>
+        <w:t xml:space="preserve"> 내부 큐가 소멸된 상태이므로, 해제된 객체에 접근하게 되어</w:t>
+      </w:r>
+      <w:r>
+        <w:rPr>
+          <w:rFonts w:ascii="맑은 고딕" w:eastAsia="맑은 고딕" w:hAnsi="맑은 고딕" w:cs="맑은 고딕"/>
+        </w:rPr>
+        <w:br/>
+      </w:r>
+      <w:proofErr w:type="spellStart"/>
+      <w:r>
+        <w:rPr>
+          <w:rFonts w:ascii="맑은 고딕" w:eastAsia="맑은 고딕" w:hAnsi="맑은 고딕" w:cs="맑은 고딕"/>
+        </w:rPr>
+        <w:t>크래시가</w:t>
+      </w:r>
+      <w:proofErr w:type="spellEnd"/>
+      <w:r>
+        <w:rPr>
+          <w:rFonts w:ascii="맑은 고딕" w:eastAsia="맑은 고딕" w:hAnsi="맑은 고딕" w:cs="맑은 고딕"/>
+        </w:rPr>
+        <w:t xml:space="preserve"> 발생함.</w:t>
       </w:r>
       <w:r>
         <w:rPr>
@@ -1797,14 +3055,56 @@
           <w:rFonts w:ascii="맑은 고딕" w:eastAsia="맑은 고딕" w:hAnsi="맑은 고딕" w:cs="맑은 고딕"/>
         </w:rPr>
         <w:br/>
-        <w:t>프로그램 종료 시 객체 소멸 순서를 명확히 하기 위해 ClientApp::release()를 추가함.</w:t>
-      </w:r>
-      <w:r>
-        <w:rPr>
-          <w:rFonts w:ascii="맑은 고딕" w:eastAsia="맑은 고딕" w:hAnsi="맑은 고딕" w:cs="맑은 고딕"/>
-        </w:rPr>
-        <w:br/>
-        <w:t>그리고 프로그램 종료 처리에서 release 호출 순서를 조정하여 SendBuffer 관련</w:t>
+        <w:t xml:space="preserve">프로그램 종료 시 객체 소멸 순서를 명확히 하기 위해 </w:t>
+      </w:r>
+      <w:proofErr w:type="spellStart"/>
+      <w:r>
+        <w:rPr>
+          <w:rFonts w:ascii="맑은 고딕" w:eastAsia="맑은 고딕" w:hAnsi="맑은 고딕" w:cs="맑은 고딕"/>
+        </w:rPr>
+        <w:t>ClientApp</w:t>
+      </w:r>
+      <w:proofErr w:type="spellEnd"/>
+      <w:r>
+        <w:rPr>
+          <w:rFonts w:ascii="맑은 고딕" w:eastAsia="맑은 고딕" w:hAnsi="맑은 고딕" w:cs="맑은 고딕"/>
+        </w:rPr>
+        <w:t>::release()</w:t>
+      </w:r>
+      <w:proofErr w:type="spellStart"/>
+      <w:r>
+        <w:rPr>
+          <w:rFonts w:ascii="맑은 고딕" w:eastAsia="맑은 고딕" w:hAnsi="맑은 고딕" w:cs="맑은 고딕"/>
+        </w:rPr>
+        <w:t>를</w:t>
+      </w:r>
+      <w:proofErr w:type="spellEnd"/>
+      <w:r>
+        <w:rPr>
+          <w:rFonts w:ascii="맑은 고딕" w:eastAsia="맑은 고딕" w:hAnsi="맑은 고딕" w:cs="맑은 고딕"/>
+        </w:rPr>
+        <w:t xml:space="preserve"> 추가함.</w:t>
+      </w:r>
+      <w:r>
+        <w:rPr>
+          <w:rFonts w:ascii="맑은 고딕" w:eastAsia="맑은 고딕" w:hAnsi="맑은 고딕" w:cs="맑은 고딕"/>
+        </w:rPr>
+        <w:br/>
+        <w:t xml:space="preserve">그리고 프로그램 종료 처리에서 release 호출 순서를 조정하여 </w:t>
+      </w:r>
+      <w:proofErr w:type="spellStart"/>
+      <w:r>
+        <w:rPr>
+          <w:rFonts w:ascii="맑은 고딕" w:eastAsia="맑은 고딕" w:hAnsi="맑은 고딕" w:cs="맑은 고딕"/>
+        </w:rPr>
+        <w:t>SendBuffer</w:t>
+      </w:r>
+      <w:proofErr w:type="spellEnd"/>
+      <w:r>
+        <w:rPr>
+          <w:rFonts w:ascii="맑은 고딕" w:eastAsia="맑은 고딕" w:hAnsi="맑은 고딕" w:cs="맑은 고딕"/>
+        </w:rPr>
+        <w:t xml:space="preserve"> 관련</w:t>
       </w:r>
       <w:r>
         <w:rPr>
@@ -1842,7 +3142,21 @@
         <w:rPr>
           <w:rFonts w:ascii="맑은 고딕" w:eastAsia="맑은 고딕" w:hAnsi="맑은 고딕" w:cs="맑은 고딕"/>
         </w:rPr>
-        <w:t>a.   SendBuffer 이중 해제 문제</w:t>
+        <w:t xml:space="preserve">a.   </w:t>
+      </w:r>
+      <w:proofErr w:type="spellStart"/>
+      <w:r>
+        <w:rPr>
+          <w:rFonts w:ascii="맑은 고딕" w:eastAsia="맑은 고딕" w:hAnsi="맑은 고딕" w:cs="맑은 고딕"/>
+        </w:rPr>
+        <w:t>SendBuffer</w:t>
+      </w:r>
+      <w:proofErr w:type="spellEnd"/>
+      <w:r>
+        <w:rPr>
+          <w:rFonts w:ascii="맑은 고딕" w:eastAsia="맑은 고딕" w:hAnsi="맑은 고딕" w:cs="맑은 고딕"/>
+        </w:rPr>
+        <w:t xml:space="preserve"> 이중 해제 문제</w:t>
       </w:r>
     </w:p>
     <w:p>
@@ -1850,18 +3164,68 @@
         <w:pStyle w:val="a30"/>
         <w:ind w:left="1600" w:hanging="400"/>
       </w:pPr>
-      <w:r>
-        <w:rPr>
-          <w:rFonts w:ascii="맑은 고딕" w:eastAsia="맑은 고딕" w:hAnsi="맑은 고딕" w:cs="맑은 고딕"/>
-        </w:rPr>
-        <w:t>i.   [문제 상황]</w:t>
-      </w:r>
-      <w:r>
-        <w:rPr>
-          <w:rFonts w:ascii="맑은 고딕" w:eastAsia="맑은 고딕" w:hAnsi="맑은 고딕" w:cs="맑은 고딕"/>
-        </w:rPr>
-        <w:br/>
-        <w:t>Session::processSend()에서 SendBuffer 메모리 해제 시 크래시가 발생함.</w:t>
+      <w:proofErr w:type="spellStart"/>
+      <w:r>
+        <w:rPr>
+          <w:rFonts w:ascii="맑은 고딕" w:eastAsia="맑은 고딕" w:hAnsi="맑은 고딕" w:cs="맑은 고딕"/>
+        </w:rPr>
+        <w:t>i</w:t>
+      </w:r>
+      <w:proofErr w:type="spellEnd"/>
+      <w:r>
+        <w:rPr>
+          <w:rFonts w:ascii="맑은 고딕" w:eastAsia="맑은 고딕" w:hAnsi="맑은 고딕" w:cs="맑은 고딕"/>
+        </w:rPr>
+        <w:t>.   [문제 상황]</w:t>
+      </w:r>
+      <w:r>
+        <w:rPr>
+          <w:rFonts w:ascii="맑은 고딕" w:eastAsia="맑은 고딕" w:hAnsi="맑은 고딕" w:cs="맑은 고딕"/>
+        </w:rPr>
+        <w:br/>
+        <w:t>Session::</w:t>
+      </w:r>
+      <w:proofErr w:type="spellStart"/>
+      <w:r>
+        <w:rPr>
+          <w:rFonts w:ascii="맑은 고딕" w:eastAsia="맑은 고딕" w:hAnsi="맑은 고딕" w:cs="맑은 고딕"/>
+        </w:rPr>
+        <w:t>processSend</w:t>
+      </w:r>
+      <w:proofErr w:type="spellEnd"/>
+      <w:r>
+        <w:rPr>
+          <w:rFonts w:ascii="맑은 고딕" w:eastAsia="맑은 고딕" w:hAnsi="맑은 고딕" w:cs="맑은 고딕"/>
+        </w:rPr>
+        <w:t xml:space="preserve">()에서 </w:t>
+      </w:r>
+      <w:proofErr w:type="spellStart"/>
+      <w:r>
+        <w:rPr>
+          <w:rFonts w:ascii="맑은 고딕" w:eastAsia="맑은 고딕" w:hAnsi="맑은 고딕" w:cs="맑은 고딕"/>
+        </w:rPr>
+        <w:t>SendBuffer</w:t>
+      </w:r>
+      <w:proofErr w:type="spellEnd"/>
+      <w:r>
+        <w:rPr>
+          <w:rFonts w:ascii="맑은 고딕" w:eastAsia="맑은 고딕" w:hAnsi="맑은 고딕" w:cs="맑은 고딕"/>
+        </w:rPr>
+        <w:t xml:space="preserve"> 메모리 해제 시 </w:t>
+      </w:r>
+      <w:proofErr w:type="spellStart"/>
+      <w:r>
+        <w:rPr>
+          <w:rFonts w:ascii="맑은 고딕" w:eastAsia="맑은 고딕" w:hAnsi="맑은 고딕" w:cs="맑은 고딕"/>
+        </w:rPr>
+        <w:t>크래시가</w:t>
+      </w:r>
+      <w:proofErr w:type="spellEnd"/>
+      <w:r>
+        <w:rPr>
+          <w:rFonts w:ascii="맑은 고딕" w:eastAsia="맑은 고딕" w:hAnsi="맑은 고딕" w:cs="맑은 고딕"/>
+        </w:rPr>
+        <w:t xml:space="preserve"> 발생함.</w:t>
       </w:r>
       <w:r>
         <w:rPr>
@@ -1887,14 +3251,70 @@
           <w:rFonts w:ascii="맑은 고딕" w:eastAsia="맑은 고딕" w:hAnsi="맑은 고딕" w:cs="맑은 고딕"/>
         </w:rPr>
         <w:br/>
-        <w:t>- SendBufferManager::open()이 SendBuffer에 대한 raw poiner 반환</w:t>
-      </w:r>
-      <w:r>
-        <w:rPr>
-          <w:rFonts w:ascii="맑은 고딕" w:eastAsia="맑은 고딕" w:hAnsi="맑은 고딕" w:cs="맑은 고딕"/>
-        </w:rPr>
-        <w:br/>
-        <w:t>- 동일 SendBuffer를 broadcast 시 여러 세션의 send queue에 삽입</w:t>
+        <w:t xml:space="preserve">- </w:t>
+      </w:r>
+      <w:proofErr w:type="spellStart"/>
+      <w:r>
+        <w:rPr>
+          <w:rFonts w:ascii="맑은 고딕" w:eastAsia="맑은 고딕" w:hAnsi="맑은 고딕" w:cs="맑은 고딕"/>
+        </w:rPr>
+        <w:t>SendBufferManager</w:t>
+      </w:r>
+      <w:proofErr w:type="spellEnd"/>
+      <w:r>
+        <w:rPr>
+          <w:rFonts w:ascii="맑은 고딕" w:eastAsia="맑은 고딕" w:hAnsi="맑은 고딕" w:cs="맑은 고딕"/>
+        </w:rPr>
+        <w:t xml:space="preserve">::open()이 </w:t>
+      </w:r>
+      <w:proofErr w:type="spellStart"/>
+      <w:r>
+        <w:rPr>
+          <w:rFonts w:ascii="맑은 고딕" w:eastAsia="맑은 고딕" w:hAnsi="맑은 고딕" w:cs="맑은 고딕"/>
+        </w:rPr>
+        <w:t>SendBuffer</w:t>
+      </w:r>
+      <w:proofErr w:type="spellEnd"/>
+      <w:r>
+        <w:rPr>
+          <w:rFonts w:ascii="맑은 고딕" w:eastAsia="맑은 고딕" w:hAnsi="맑은 고딕" w:cs="맑은 고딕"/>
+        </w:rPr>
+        <w:t xml:space="preserve">에 대한 raw </w:t>
+      </w:r>
+      <w:proofErr w:type="spellStart"/>
+      <w:r>
+        <w:rPr>
+          <w:rFonts w:ascii="맑은 고딕" w:eastAsia="맑은 고딕" w:hAnsi="맑은 고딕" w:cs="맑은 고딕"/>
+        </w:rPr>
+        <w:t>poiner</w:t>
+      </w:r>
+      <w:proofErr w:type="spellEnd"/>
+      <w:r>
+        <w:rPr>
+          <w:rFonts w:ascii="맑은 고딕" w:eastAsia="맑은 고딕" w:hAnsi="맑은 고딕" w:cs="맑은 고딕"/>
+        </w:rPr>
+        <w:t xml:space="preserve"> 반환</w:t>
+      </w:r>
+      <w:r>
+        <w:rPr>
+          <w:rFonts w:ascii="맑은 고딕" w:eastAsia="맑은 고딕" w:hAnsi="맑은 고딕" w:cs="맑은 고딕"/>
+        </w:rPr>
+        <w:br/>
+        <w:t xml:space="preserve">- 동일 </w:t>
+      </w:r>
+      <w:proofErr w:type="spellStart"/>
+      <w:r>
+        <w:rPr>
+          <w:rFonts w:ascii="맑은 고딕" w:eastAsia="맑은 고딕" w:hAnsi="맑은 고딕" w:cs="맑은 고딕"/>
+        </w:rPr>
+        <w:t>SendBuffer</w:t>
+      </w:r>
+      <w:proofErr w:type="spellEnd"/>
+      <w:r>
+        <w:rPr>
+          <w:rFonts w:ascii="맑은 고딕" w:eastAsia="맑은 고딕" w:hAnsi="맑은 고딕" w:cs="맑은 고딕"/>
+        </w:rPr>
+        <w:t>를 broadcast 시 여러 세션의 send queue에 삽입</w:t>
       </w:r>
       <w:r>
         <w:rPr>
@@ -1921,14 +3341,69 @@
           <w:rFonts w:ascii="맑은 고딕" w:eastAsia="맑은 고딕" w:hAnsi="맑은 고딕" w:cs="맑은 고딕"/>
         </w:rPr>
         <w:br/>
-        <w:t>SendBufferManager::open()이 SendBuffer에 대한 std::shared_ptr을 반환하도록 수정함.</w:t>
-      </w:r>
-      <w:r>
-        <w:rPr>
-          <w:rFonts w:ascii="맑은 고딕" w:eastAsia="맑은 고딕" w:hAnsi="맑은 고딕" w:cs="맑은 고딕"/>
-        </w:rPr>
-        <w:br/>
-        <w:t>겸사겸사 클라이언트에서도 SendBuffer 메모리 해제가 수월해짐.</w:t>
+      </w:r>
+      <w:proofErr w:type="spellStart"/>
+      <w:r>
+        <w:rPr>
+          <w:rFonts w:ascii="맑은 고딕" w:eastAsia="맑은 고딕" w:hAnsi="맑은 고딕" w:cs="맑은 고딕"/>
+        </w:rPr>
+        <w:t>SendBufferManager</w:t>
+      </w:r>
+      <w:proofErr w:type="spellEnd"/>
+      <w:r>
+        <w:rPr>
+          <w:rFonts w:ascii="맑은 고딕" w:eastAsia="맑은 고딕" w:hAnsi="맑은 고딕" w:cs="맑은 고딕"/>
+        </w:rPr>
+        <w:t xml:space="preserve">::open()이 </w:t>
+      </w:r>
+      <w:proofErr w:type="spellStart"/>
+      <w:r>
+        <w:rPr>
+          <w:rFonts w:ascii="맑은 고딕" w:eastAsia="맑은 고딕" w:hAnsi="맑은 고딕" w:cs="맑은 고딕"/>
+        </w:rPr>
+        <w:t>SendBuffer</w:t>
+      </w:r>
+      <w:proofErr w:type="spellEnd"/>
+      <w:r>
+        <w:rPr>
+          <w:rFonts w:ascii="맑은 고딕" w:eastAsia="맑은 고딕" w:hAnsi="맑은 고딕" w:cs="맑은 고딕"/>
+        </w:rPr>
+        <w:t>에 대한 std::</w:t>
+      </w:r>
+      <w:proofErr w:type="spellStart"/>
+      <w:r>
+        <w:rPr>
+          <w:rFonts w:ascii="맑은 고딕" w:eastAsia="맑은 고딕" w:hAnsi="맑은 고딕" w:cs="맑은 고딕"/>
+        </w:rPr>
+        <w:t>shared_ptr</w:t>
+      </w:r>
+      <w:proofErr w:type="spellEnd"/>
+      <w:r>
+        <w:rPr>
+          <w:rFonts w:ascii="맑은 고딕" w:eastAsia="맑은 고딕" w:hAnsi="맑은 고딕" w:cs="맑은 고딕"/>
+        </w:rPr>
+        <w:t>을 반환하도록 수정함.</w:t>
+      </w:r>
+      <w:r>
+        <w:rPr>
+          <w:rFonts w:ascii="맑은 고딕" w:eastAsia="맑은 고딕" w:hAnsi="맑은 고딕" w:cs="맑은 고딕"/>
+        </w:rPr>
+        <w:br/>
+        <w:t xml:space="preserve">겸사겸사 클라이언트에서도 </w:t>
+      </w:r>
+      <w:proofErr w:type="spellStart"/>
+      <w:r>
+        <w:rPr>
+          <w:rFonts w:ascii="맑은 고딕" w:eastAsia="맑은 고딕" w:hAnsi="맑은 고딕" w:cs="맑은 고딕"/>
+        </w:rPr>
+        <w:t>SendBuffer</w:t>
+      </w:r>
+      <w:proofErr w:type="spellEnd"/>
+      <w:r>
+        <w:rPr>
+          <w:rFonts w:ascii="맑은 고딕" w:eastAsia="맑은 고딕" w:hAnsi="맑은 고딕" w:cs="맑은 고딕"/>
+        </w:rPr>
+        <w:t xml:space="preserve"> 메모리 해제가 수월해짐.</w:t>
       </w:r>
       <w:r>
         <w:rPr>
@@ -1966,11 +3441,19 @@
         <w:pStyle w:val="a30"/>
         <w:ind w:left="1600" w:hanging="400"/>
       </w:pPr>
-      <w:r>
-        <w:rPr>
-          <w:rFonts w:ascii="맑은 고딕" w:eastAsia="맑은 고딕" w:hAnsi="맑은 고딕" w:cs="맑은 고딕"/>
-        </w:rPr>
-        <w:t>i.   지연 보상</w:t>
+      <w:proofErr w:type="spellStart"/>
+      <w:r>
+        <w:rPr>
+          <w:rFonts w:ascii="맑은 고딕" w:eastAsia="맑은 고딕" w:hAnsi="맑은 고딕" w:cs="맑은 고딕"/>
+        </w:rPr>
+        <w:t>i</w:t>
+      </w:r>
+      <w:proofErr w:type="spellEnd"/>
+      <w:r>
+        <w:rPr>
+          <w:rFonts w:ascii="맑은 고딕" w:eastAsia="맑은 고딕" w:hAnsi="맑은 고딕" w:cs="맑은 고딕"/>
+        </w:rPr>
+        <w:t>.   지연 보상</w:t>
       </w:r>
     </w:p>
     <w:p>
@@ -1989,14 +3472,84 @@
           <w:rFonts w:ascii="맑은 고딕" w:eastAsia="맑은 고딕" w:hAnsi="맑은 고딕" w:cs="맑은 고딕"/>
         </w:rPr>
         <w:br/>
-        <w:t>클라이언트가 LButton을 누른 시점(t)과 C_Attack이 서버에 도달하는 시점(t+d)</w:t>
-      </w:r>
-      <w:r>
-        <w:rPr>
-          <w:rFonts w:ascii="맑은 고딕" w:eastAsia="맑은 고딕" w:hAnsi="맑은 고딕" w:cs="맑은 고딕"/>
-        </w:rPr>
-        <w:br/>
-        <w:t>사이에 고블린이 이동. 서버의 현재 고블린 위치로 판정하면 클라이언트 화면과 불일치.</w:t>
+        <w:t xml:space="preserve">클라이언트가 </w:t>
+      </w:r>
+      <w:proofErr w:type="spellStart"/>
+      <w:r>
+        <w:rPr>
+          <w:rFonts w:ascii="맑은 고딕" w:eastAsia="맑은 고딕" w:hAnsi="맑은 고딕" w:cs="맑은 고딕"/>
+        </w:rPr>
+        <w:t>LButton</w:t>
+      </w:r>
+      <w:proofErr w:type="spellEnd"/>
+      <w:r>
+        <w:rPr>
+          <w:rFonts w:ascii="맑은 고딕" w:eastAsia="맑은 고딕" w:hAnsi="맑은 고딕" w:cs="맑은 고딕"/>
+        </w:rPr>
+        <w:t xml:space="preserve">을 누른 시점(t)과 </w:t>
+      </w:r>
+      <w:proofErr w:type="spellStart"/>
+      <w:r>
+        <w:rPr>
+          <w:rFonts w:ascii="맑은 고딕" w:eastAsia="맑은 고딕" w:hAnsi="맑은 고딕" w:cs="맑은 고딕"/>
+        </w:rPr>
+        <w:t>C_Attack</w:t>
+      </w:r>
+      <w:proofErr w:type="spellEnd"/>
+      <w:r>
+        <w:rPr>
+          <w:rFonts w:ascii="맑은 고딕" w:eastAsia="맑은 고딕" w:hAnsi="맑은 고딕" w:cs="맑은 고딕"/>
+        </w:rPr>
+        <w:t>이 서버에 도달하는 시점(</w:t>
+      </w:r>
+      <w:proofErr w:type="spellStart"/>
+      <w:r>
+        <w:rPr>
+          <w:rFonts w:ascii="맑은 고딕" w:eastAsia="맑은 고딕" w:hAnsi="맑은 고딕" w:cs="맑은 고딕"/>
+        </w:rPr>
+        <w:t>t+d</w:t>
+      </w:r>
+      <w:proofErr w:type="spellEnd"/>
+      <w:r>
+        <w:rPr>
+          <w:rFonts w:ascii="맑은 고딕" w:eastAsia="맑은 고딕" w:hAnsi="맑은 고딕" w:cs="맑은 고딕"/>
+        </w:rPr>
+        <w:t>)</w:t>
+      </w:r>
+      <w:r>
+        <w:rPr>
+          <w:rFonts w:ascii="맑은 고딕" w:eastAsia="맑은 고딕" w:hAnsi="맑은 고딕" w:cs="맑은 고딕"/>
+        </w:rPr>
+        <w:br/>
+        <w:t xml:space="preserve">사이에 </w:t>
+      </w:r>
+      <w:proofErr w:type="spellStart"/>
+      <w:r>
+        <w:rPr>
+          <w:rFonts w:ascii="맑은 고딕" w:eastAsia="맑은 고딕" w:hAnsi="맑은 고딕" w:cs="맑은 고딕"/>
+        </w:rPr>
+        <w:t>고블린이</w:t>
+      </w:r>
+      <w:proofErr w:type="spellEnd"/>
+      <w:r>
+        <w:rPr>
+          <w:rFonts w:ascii="맑은 고딕" w:eastAsia="맑은 고딕" w:hAnsi="맑은 고딕" w:cs="맑은 고딕"/>
+        </w:rPr>
+        <w:t xml:space="preserve"> 이동. 서버의 현재 </w:t>
+      </w:r>
+      <w:proofErr w:type="spellStart"/>
+      <w:r>
+        <w:rPr>
+          <w:rFonts w:ascii="맑은 고딕" w:eastAsia="맑은 고딕" w:hAnsi="맑은 고딕" w:cs="맑은 고딕"/>
+        </w:rPr>
+        <w:t>고블린</w:t>
+      </w:r>
+      <w:proofErr w:type="spellEnd"/>
+      <w:r>
+        <w:rPr>
+          <w:rFonts w:ascii="맑은 고딕" w:eastAsia="맑은 고딕" w:hAnsi="맑은 고딕" w:cs="맑은 고딕"/>
+        </w:rPr>
+        <w:t xml:space="preserve"> 위치로 판정하면 클라이언트 화면과 불일치.</w:t>
       </w:r>
       <w:r>
         <w:rPr>
@@ -2016,7 +3569,35 @@
           <w:rFonts w:ascii="맑은 고딕" w:eastAsia="맑은 고딕" w:hAnsi="맑은 고딕" w:cs="맑은 고딕"/>
         </w:rPr>
         <w:br/>
-        <w:t>클라이언트가 공격 시점의 서버 시계 추정값을 clientMs로 전송 -&gt; 서버가</w:t>
+        <w:t xml:space="preserve">클라이언트가 공격 시점의 서버 시계 </w:t>
+      </w:r>
+      <w:proofErr w:type="spellStart"/>
+      <w:r>
+        <w:rPr>
+          <w:rFonts w:ascii="맑은 고딕" w:eastAsia="맑은 고딕" w:hAnsi="맑은 고딕" w:cs="맑은 고딕"/>
+        </w:rPr>
+        <w:t>추정값을</w:t>
+      </w:r>
+      <w:proofErr w:type="spellEnd"/>
+      <w:r>
+        <w:rPr>
+          <w:rFonts w:ascii="맑은 고딕" w:eastAsia="맑은 고딕" w:hAnsi="맑은 고딕" w:cs="맑은 고딕"/>
+        </w:rPr>
+        <w:t xml:space="preserve"> </w:t>
+      </w:r>
+      <w:proofErr w:type="spellStart"/>
+      <w:r>
+        <w:rPr>
+          <w:rFonts w:ascii="맑은 고딕" w:eastAsia="맑은 고딕" w:hAnsi="맑은 고딕" w:cs="맑은 고딕"/>
+        </w:rPr>
+        <w:t>clientMs</w:t>
+      </w:r>
+      <w:proofErr w:type="spellEnd"/>
+      <w:r>
+        <w:rPr>
+          <w:rFonts w:ascii="맑은 고딕" w:eastAsia="맑은 고딕" w:hAnsi="맑은 고딕" w:cs="맑은 고딕"/>
+        </w:rPr>
+        <w:t>로 전송 -&gt; 서버가</w:t>
       </w:r>
       <w:r>
         <w:rPr>
@@ -2042,34 +3623,196 @@
           <w:rFonts w:ascii="맑은 고딕" w:eastAsia="맑은 고딕" w:hAnsi="맑은 고딕" w:cs="맑은 고딕"/>
         </w:rPr>
         <w:br/>
-        <w:t>서버 S_TimeSync(t) -- d(단방향 지연)-- 클라이언트(recv)</w:t>
-      </w:r>
-      <w:r>
-        <w:rPr>
-          <w:rFonts w:ascii="맑은 고딕" w:eastAsia="맑은 고딕" w:hAnsi="맑은 고딕" w:cs="맑은 고딕"/>
-        </w:rPr>
-        <w:br/>
-      </w:r>
-      <w:r>
-        <w:rPr>
-          <w:rFonts w:ascii="맑은 고딕" w:eastAsia="맑은 고딕" w:hAnsi="맑은 고딕" w:cs="맑은 고딕"/>
-        </w:rPr>
-        <w:br/>
-        <w:t>클라이언트 저장: clockOffset = t - nowMs()</w:t>
-      </w:r>
-      <w:r>
-        <w:rPr>
-          <w:rFonts w:ascii="맑은 고딕" w:eastAsia="맑은 고딕" w:hAnsi="맑은 고딕" w:cs="맑은 고딕"/>
-        </w:rPr>
-        <w:br/>
-        <w:t>공격 시 전송: clientMs = nowMs() + clockOffset</w:t>
-      </w:r>
-      <w:r>
-        <w:rPr>
-          <w:rFonts w:ascii="맑은 고딕" w:eastAsia="맑은 고딕" w:hAnsi="맑은 고딕" w:cs="맑은 고딕"/>
-        </w:rPr>
-        <w:br/>
-        <w:t>(nowMs = high_resolution_clock::now().time_since_epoch() 를 ms uint64로 변환한 값</w:t>
+        <w:t xml:space="preserve">서버 </w:t>
+      </w:r>
+      <w:proofErr w:type="spellStart"/>
+      <w:r>
+        <w:rPr>
+          <w:rFonts w:ascii="맑은 고딕" w:eastAsia="맑은 고딕" w:hAnsi="맑은 고딕" w:cs="맑은 고딕"/>
+        </w:rPr>
+        <w:t>S_TimeSync</w:t>
+      </w:r>
+      <w:proofErr w:type="spellEnd"/>
+      <w:r>
+        <w:rPr>
+          <w:rFonts w:ascii="맑은 고딕" w:eastAsia="맑은 고딕" w:hAnsi="맑은 고딕" w:cs="맑은 고딕"/>
+        </w:rPr>
+        <w:t>(t) -- d(단방향 지연)-- 클라이언트(</w:t>
+      </w:r>
+      <w:proofErr w:type="spellStart"/>
+      <w:r>
+        <w:rPr>
+          <w:rFonts w:ascii="맑은 고딕" w:eastAsia="맑은 고딕" w:hAnsi="맑은 고딕" w:cs="맑은 고딕"/>
+        </w:rPr>
+        <w:t>recv</w:t>
+      </w:r>
+      <w:proofErr w:type="spellEnd"/>
+      <w:r>
+        <w:rPr>
+          <w:rFonts w:ascii="맑은 고딕" w:eastAsia="맑은 고딕" w:hAnsi="맑은 고딕" w:cs="맑은 고딕"/>
+        </w:rPr>
+        <w:t>)</w:t>
+      </w:r>
+      <w:r>
+        <w:rPr>
+          <w:rFonts w:ascii="맑은 고딕" w:eastAsia="맑은 고딕" w:hAnsi="맑은 고딕" w:cs="맑은 고딕"/>
+        </w:rPr>
+        <w:br/>
+      </w:r>
+      <w:r>
+        <w:rPr>
+          <w:rFonts w:ascii="맑은 고딕" w:eastAsia="맑은 고딕" w:hAnsi="맑은 고딕" w:cs="맑은 고딕"/>
+        </w:rPr>
+        <w:br/>
+        <w:t xml:space="preserve">클라이언트 저장: </w:t>
+      </w:r>
+      <w:proofErr w:type="spellStart"/>
+      <w:r>
+        <w:rPr>
+          <w:rFonts w:ascii="맑은 고딕" w:eastAsia="맑은 고딕" w:hAnsi="맑은 고딕" w:cs="맑은 고딕"/>
+        </w:rPr>
+        <w:t>clockOffset</w:t>
+      </w:r>
+      <w:proofErr w:type="spellEnd"/>
+      <w:r>
+        <w:rPr>
+          <w:rFonts w:ascii="맑은 고딕" w:eastAsia="맑은 고딕" w:hAnsi="맑은 고딕" w:cs="맑은 고딕"/>
+        </w:rPr>
+        <w:t xml:space="preserve"> = t - </w:t>
+      </w:r>
+      <w:proofErr w:type="spellStart"/>
+      <w:r>
+        <w:rPr>
+          <w:rFonts w:ascii="맑은 고딕" w:eastAsia="맑은 고딕" w:hAnsi="맑은 고딕" w:cs="맑은 고딕"/>
+        </w:rPr>
+        <w:t>nowMs</w:t>
+      </w:r>
+      <w:proofErr w:type="spellEnd"/>
+      <w:r>
+        <w:rPr>
+          <w:rFonts w:ascii="맑은 고딕" w:eastAsia="맑은 고딕" w:hAnsi="맑은 고딕" w:cs="맑은 고딕"/>
+        </w:rPr>
+        <w:t>()</w:t>
+      </w:r>
+      <w:r>
+        <w:rPr>
+          <w:rFonts w:ascii="맑은 고딕" w:eastAsia="맑은 고딕" w:hAnsi="맑은 고딕" w:cs="맑은 고딕"/>
+        </w:rPr>
+        <w:br/>
+        <w:t xml:space="preserve">공격 시 전송: </w:t>
+      </w:r>
+      <w:proofErr w:type="spellStart"/>
+      <w:r>
+        <w:rPr>
+          <w:rFonts w:ascii="맑은 고딕" w:eastAsia="맑은 고딕" w:hAnsi="맑은 고딕" w:cs="맑은 고딕"/>
+        </w:rPr>
+        <w:t>clientMs</w:t>
+      </w:r>
+      <w:proofErr w:type="spellEnd"/>
+      <w:r>
+        <w:rPr>
+          <w:rFonts w:ascii="맑은 고딕" w:eastAsia="맑은 고딕" w:hAnsi="맑은 고딕" w:cs="맑은 고딕"/>
+        </w:rPr>
+        <w:t xml:space="preserve"> = </w:t>
+      </w:r>
+      <w:proofErr w:type="spellStart"/>
+      <w:r>
+        <w:rPr>
+          <w:rFonts w:ascii="맑은 고딕" w:eastAsia="맑은 고딕" w:hAnsi="맑은 고딕" w:cs="맑은 고딕"/>
+        </w:rPr>
+        <w:t>nowMs</w:t>
+      </w:r>
+      <w:proofErr w:type="spellEnd"/>
+      <w:r>
+        <w:rPr>
+          <w:rFonts w:ascii="맑은 고딕" w:eastAsia="맑은 고딕" w:hAnsi="맑은 고딕" w:cs="맑은 고딕"/>
+        </w:rPr>
+        <w:t xml:space="preserve">() + </w:t>
+      </w:r>
+      <w:proofErr w:type="spellStart"/>
+      <w:r>
+        <w:rPr>
+          <w:rFonts w:ascii="맑은 고딕" w:eastAsia="맑은 고딕" w:hAnsi="맑은 고딕" w:cs="맑은 고딕"/>
+        </w:rPr>
+        <w:t>clockOffset</w:t>
+      </w:r>
+      <w:proofErr w:type="spellEnd"/>
+      <w:r>
+        <w:rPr>
+          <w:rFonts w:ascii="맑은 고딕" w:eastAsia="맑은 고딕" w:hAnsi="맑은 고딕" w:cs="맑은 고딕"/>
+        </w:rPr>
+        <w:br/>
+        <w:t>(</w:t>
+      </w:r>
+      <w:proofErr w:type="spellStart"/>
+      <w:r>
+        <w:rPr>
+          <w:rFonts w:ascii="맑은 고딕" w:eastAsia="맑은 고딕" w:hAnsi="맑은 고딕" w:cs="맑은 고딕"/>
+        </w:rPr>
+        <w:t>nowMs</w:t>
+      </w:r>
+      <w:proofErr w:type="spellEnd"/>
+      <w:r>
+        <w:rPr>
+          <w:rFonts w:ascii="맑은 고딕" w:eastAsia="맑은 고딕" w:hAnsi="맑은 고딕" w:cs="맑은 고딕"/>
+        </w:rPr>
+        <w:t xml:space="preserve"> = </w:t>
+      </w:r>
+      <w:proofErr w:type="spellStart"/>
+      <w:r>
+        <w:rPr>
+          <w:rFonts w:ascii="맑은 고딕" w:eastAsia="맑은 고딕" w:hAnsi="맑은 고딕" w:cs="맑은 고딕"/>
+        </w:rPr>
+        <w:t>high_resolution_clock</w:t>
+      </w:r>
+      <w:proofErr w:type="spellEnd"/>
+      <w:r>
+        <w:rPr>
+          <w:rFonts w:ascii="맑은 고딕" w:eastAsia="맑은 고딕" w:hAnsi="맑은 고딕" w:cs="맑은 고딕"/>
+        </w:rPr>
+        <w:t>::now().</w:t>
+      </w:r>
+      <w:proofErr w:type="spellStart"/>
+      <w:r>
+        <w:rPr>
+          <w:rFonts w:ascii="맑은 고딕" w:eastAsia="맑은 고딕" w:hAnsi="맑은 고딕" w:cs="맑은 고딕"/>
+        </w:rPr>
+        <w:t>time_since_epoch</w:t>
+      </w:r>
+      <w:proofErr w:type="spellEnd"/>
+      <w:r>
+        <w:rPr>
+          <w:rFonts w:ascii="맑은 고딕" w:eastAsia="맑은 고딕" w:hAnsi="맑은 고딕" w:cs="맑은 고딕"/>
+        </w:rPr>
+        <w:t xml:space="preserve">() </w:t>
+      </w:r>
+      <w:proofErr w:type="spellStart"/>
+      <w:r>
+        <w:rPr>
+          <w:rFonts w:ascii="맑은 고딕" w:eastAsia="맑은 고딕" w:hAnsi="맑은 고딕" w:cs="맑은 고딕"/>
+        </w:rPr>
+        <w:t>를</w:t>
+      </w:r>
+      <w:proofErr w:type="spellEnd"/>
+      <w:r>
+        <w:rPr>
+          <w:rFonts w:ascii="맑은 고딕" w:eastAsia="맑은 고딕" w:hAnsi="맑은 고딕" w:cs="맑은 고딕"/>
+        </w:rPr>
+        <w:t xml:space="preserve"> </w:t>
+      </w:r>
+      <w:proofErr w:type="spellStart"/>
+      <w:r>
+        <w:rPr>
+          <w:rFonts w:ascii="맑은 고딕" w:eastAsia="맑은 고딕" w:hAnsi="맑은 고딕" w:cs="맑은 고딕"/>
+        </w:rPr>
+        <w:t>ms</w:t>
+      </w:r>
+      <w:proofErr w:type="spellEnd"/>
+      <w:r>
+        <w:rPr>
+          <w:rFonts w:ascii="맑은 고딕" w:eastAsia="맑은 고딕" w:hAnsi="맑은 고딕" w:cs="맑은 고딕"/>
+        </w:rPr>
+        <w:t xml:space="preserve"> uint64로 변환한 값</w:t>
       </w:r>
     </w:p>
     <w:p>
@@ -2421,17 +4164,17 @@
                 <w:bCs/>
                 <w:szCs w:val="20"/>
               </w:rPr>
-              <w:t>장명운: 레벨 제작, 지형 그림자 구현, 장비 장착해 애니메이션 연동되도록 구현, Rigid body physics 완성, 각종 최적화</w:t>
-            </w:r>
-            <w:r>
-              <w:rPr>
+              <w:t xml:space="preserve">장명운: </w:t>
+            </w:r>
+            <w:r>
+              <w:rPr>
+                <w:rFonts w:hint="eastAsia"/>
                 <w:b/>
                 <w:bCs/>
                 <w:szCs w:val="20"/>
               </w:rPr>
-              <w:br/>
-            </w:r>
-            <w:proofErr w:type="gramStart"/>
+              <w:t xml:space="preserve">객체 100+개인 상황에서도 무리 없이 실행되도록 </w:t>
+            </w:r>
             <w:r>
               <w:rPr>
                 <w:rFonts w:hint="eastAsia"/>
@@ -2439,7 +4182,7 @@
                 <w:bCs/>
                 <w:szCs w:val="20"/>
               </w:rPr>
-              <w:t>이종진:</w:t>
+              <w:t>각종 최적화</w:t>
             </w:r>
             <w:r>
               <w:rPr>
@@ -2448,17 +4191,50 @@
                 <w:bCs/>
                 <w:szCs w:val="20"/>
               </w:rPr>
-              <w:t>이펙트</w:t>
-            </w:r>
-            <w:proofErr w:type="gramEnd"/>
-            <w:r>
-              <w:rPr>
-                <w:rFonts w:hint="eastAsia"/>
+              <w:t xml:space="preserve"> 적용, 레벨 제작</w:t>
+            </w:r>
+            <w:r>
+              <w:rPr>
                 <w:b/>
                 <w:bCs/>
                 <w:szCs w:val="20"/>
               </w:rPr>
-              <w:t xml:space="preserve"> 추가</w:t>
+              <w:t xml:space="preserve"> </w:t>
+            </w:r>
+            <w:r>
+              <w:rPr>
+                <w:b/>
+                <w:bCs/>
+                <w:szCs w:val="20"/>
+              </w:rPr>
+              <w:br/>
+            </w:r>
+            <w:r>
+              <w:rPr>
+                <w:rFonts w:hint="eastAsia"/>
+                <w:b/>
+                <w:bCs/>
+                <w:szCs w:val="20"/>
+              </w:rPr>
+              <w:t>이종진:</w:t>
+            </w:r>
+            <w:r>
+              <w:rPr>
+                <w:rFonts w:hint="eastAsia"/>
+                <w:b/>
+                <w:bCs/>
+                <w:szCs w:val="20"/>
+              </w:rPr>
+              <w:t xml:space="preserve"> </w:t>
+            </w:r>
+            <w:r>
+              <w:rPr>
+                <w:rFonts w:hint="eastAsia"/>
+                <w:b/>
+                <w:bCs/>
+                <w:szCs w:val="20"/>
+              </w:rPr>
+              <w:t>이펙트 추가</w:t>
             </w:r>
           </w:p>
         </w:tc>
@@ -3243,7 +5019,6 @@
   <w:style w:type="character" w:default="1" w:styleId="a0">
     <w:name w:val="Default Paragraph Font"/>
     <w:uiPriority w:val="1"/>
-    <w:semiHidden/>
     <w:unhideWhenUsed/>
   </w:style>
   <w:style w:type="table" w:default="1" w:styleId="a1">
